--- a/assets/ryan-xiao-research-portfolio.docx
+++ b/assets/ryan-xiao-research-portfolio.docx
@@ -50,7 +50,25 @@
         <w:pStyle w:val="Title2"/>
       </w:pPr>
       <w:r>
-        <w:t>BASIS International School Shenzhen; Shenzhen Medical Academy of Research and Technology; Peking University Graduate School at Shenzhen; University of Florida Student Science Training Program</w:t>
+        <w:t xml:space="preserve">BASIS International School Shenzhen; Shenzhen Medical Academy of Research and </w:t>
+      </w:r>
+      <w:r>
+        <w:t>Translation</w:t>
+      </w:r>
+      <w:r>
+        <w:t xml:space="preserve">; Peking University </w:t>
+      </w:r>
+      <w:r>
+        <w:t xml:space="preserve">Shenzhen </w:t>
+      </w:r>
+      <w:r>
+        <w:t>Graduate</w:t>
+      </w:r>
+      <w:r>
+        <w:t xml:space="preserve"> School</w:t>
+      </w:r>
+      <w:r>
+        <w:t>; University of Florida Student Science Training Program</w:t>
       </w:r>
       <w:r>
         <w:t>; Beijing Zhongguancun Academy</w:t>
@@ -65,8 +83,15 @@
       </w:r>
     </w:p>
     <w:p>
-      <w:r>
-        <w:t>Molecular genetics and microbiology, Molecular biology, Neuroscience, Neurobiology</w:t>
+      <w:pPr>
+        <w:ind w:firstLine="0"/>
+        <w:jc w:val="center"/>
+      </w:pPr>
+      <w:r>
+        <w:t>Molecular biology, Neuroscience</w:t>
+      </w:r>
+      <w:r>
+        <w:t>, Neurogenetics, Computational psychology</w:t>
       </w:r>
     </w:p>
     <w:p>
@@ -91,20 +116,11 @@
         <w:pStyle w:val="NoSpacing"/>
         <w:ind w:firstLine="720"/>
         <w:rPr>
-          <w:del w:id="0" w:author="Marissa Arvidson" w:date="2026-10-01T12:39:00Z" w16du:dateUtc="2026-10-01T04:39:00Z"/>
-          <w:lang w:eastAsia="zh-CN"/>
-        </w:rPr>
-      </w:pPr>
-      <w:r>
-        <w:t xml:space="preserve">My overall research interest lies in understanding the biology behind the brain. More specifically, I am interested </w:t>
-      </w:r>
-      <w:del w:id="1" w:author="Marissa Arvidson" w:date="2026-10-01T12:32:00Z" w16du:dateUtc="2026-10-01T04:32:00Z">
-        <w:r>
-          <w:delText xml:space="preserve">particularly </w:delText>
-        </w:r>
-      </w:del>
-      <w:r>
-        <w:t>in how the brain changes as we le</w:t>
+          <w:lang w:eastAsia="zh-CN"/>
+        </w:rPr>
+      </w:pPr>
+      <w:r>
+        <w:t>My overall research interest lies in understanding the biology behind the brain. More specifically, I am interested in how the brain changes as we le</w:t>
       </w:r>
       <w:r>
         <w:rPr>
@@ -112,42 +128,36 @@
         </w:rPr>
         <w:t xml:space="preserve">arn. My ambitions in this subject field consist of discovering novel neural mechanisms that can enhance the learning process, help mitigate </w:t>
       </w:r>
-      <w:ins w:id="2" w:author="Marissa Arvidson" w:date="2026-10-01T12:22:00Z" w16du:dateUtc="2026-10-01T04:22:00Z">
-        <w:r>
-          <w:rPr>
-            <w:lang w:eastAsia="zh-CN"/>
-          </w:rPr>
-          <w:t xml:space="preserve">the effects of </w:t>
-        </w:r>
-      </w:ins>
+      <w:r>
+        <w:rPr>
+          <w:lang w:eastAsia="zh-CN"/>
+        </w:rPr>
+        <w:t xml:space="preserve">the effects of </w:t>
+      </w:r>
       <w:r>
         <w:rPr>
           <w:lang w:eastAsia="zh-CN"/>
         </w:rPr>
         <w:t xml:space="preserve">learning disabilities, </w:t>
       </w:r>
-      <w:ins w:id="3" w:author="Marissa Arvidson" w:date="2026-10-01T12:22:00Z" w16du:dateUtc="2026-10-01T04:22:00Z">
-        <w:r>
-          <w:rPr>
-            <w:lang w:eastAsia="zh-CN"/>
-          </w:rPr>
-          <w:t>and/</w:t>
-        </w:r>
-      </w:ins>
+      <w:r>
+        <w:rPr>
+          <w:lang w:eastAsia="zh-CN"/>
+        </w:rPr>
+        <w:t>and/</w:t>
+      </w:r>
       <w:r>
         <w:rPr>
           <w:lang w:eastAsia="zh-CN"/>
         </w:rPr>
         <w:t xml:space="preserve">or discover broader educational psychology methods that </w:t>
       </w:r>
-      <w:ins w:id="4" w:author="Marissa Arvidson" w:date="2026-10-01T12:22:00Z" w16du:dateUtc="2026-10-01T04:22:00Z">
-        <w:r>
-          <w:rPr>
-            <w:lang w:eastAsia="zh-CN"/>
-          </w:rPr>
-          <w:t xml:space="preserve">may </w:t>
-        </w:r>
-      </w:ins>
+      <w:r>
+        <w:rPr>
+          <w:lang w:eastAsia="zh-CN"/>
+        </w:rPr>
+        <w:t xml:space="preserve">may </w:t>
+      </w:r>
       <w:r>
         <w:rPr>
           <w:lang w:eastAsia="zh-CN"/>
@@ -160,425 +170,215 @@
         </w:rPr>
         <w:t xml:space="preserve">Through exploring multiple research fields such as molecular biology, neuroscience, </w:t>
       </w:r>
-      <w:del w:id="5" w:author="Marissa Arvidson" w:date="2026-10-01T12:32:00Z" w16du:dateUtc="2026-10-01T04:32:00Z">
-        <w:r>
-          <w:rPr>
-            <w:lang w:eastAsia="zh-CN"/>
-          </w:rPr>
-          <w:delText xml:space="preserve">or </w:delText>
-        </w:r>
-      </w:del>
-      <w:ins w:id="6" w:author="Marissa Arvidson" w:date="2026-10-01T12:32:00Z" w16du:dateUtc="2026-10-01T04:32:00Z">
-        <w:r>
-          <w:rPr>
-            <w:lang w:eastAsia="zh-CN"/>
-          </w:rPr>
-          <w:t>and</w:t>
-        </w:r>
-        <w:r>
-          <w:rPr>
-            <w:lang w:eastAsia="zh-CN"/>
-          </w:rPr>
-          <w:t xml:space="preserve"> </w:t>
-        </w:r>
-      </w:ins>
-      <w:r>
-        <w:rPr>
-          <w:lang w:eastAsia="zh-CN"/>
-        </w:rPr>
-        <w:t xml:space="preserve">neurogenetics, and through the papers, reviews, and individual research I have conducted myself, I have </w:t>
-      </w:r>
-      <w:del w:id="7" w:author="Marissa Arvidson" w:date="2026-10-01T12:22:00Z" w16du:dateUtc="2026-10-01T04:22:00Z">
-        <w:r>
-          <w:rPr>
-            <w:lang w:eastAsia="zh-CN"/>
-          </w:rPr>
-          <w:delText xml:space="preserve">watched myself </w:delText>
-        </w:r>
-      </w:del>
-      <w:r>
-        <w:rPr>
-          <w:lang w:eastAsia="zh-CN"/>
-        </w:rPr>
-        <w:t>learn</w:t>
-      </w:r>
-      <w:ins w:id="8" w:author="Marissa Arvidson" w:date="2026-10-01T12:22:00Z" w16du:dateUtc="2026-10-01T04:22:00Z">
-        <w:r>
-          <w:rPr>
-            <w:lang w:eastAsia="zh-CN"/>
-          </w:rPr>
-          <w:t>ed</w:t>
-        </w:r>
-      </w:ins>
+      <w:r>
+        <w:rPr>
+          <w:lang w:eastAsia="zh-CN"/>
+        </w:rPr>
+        <w:t>and</w:t>
+      </w:r>
+      <w:r>
+        <w:rPr>
+          <w:lang w:eastAsia="zh-CN"/>
+        </w:rPr>
+        <w:t xml:space="preserve"> </w:t>
+      </w:r>
+      <w:r>
+        <w:rPr>
+          <w:lang w:eastAsia="zh-CN"/>
+        </w:rPr>
+        <w:t>neurogenetics, and through the papers, reviews, and individual research I have conducted myself, I have learn</w:t>
+      </w:r>
+      <w:r>
+        <w:rPr>
+          <w:lang w:eastAsia="zh-CN"/>
+        </w:rPr>
+        <w:t>ed</w:t>
+      </w:r>
       <w:r>
         <w:rPr>
           <w:lang w:eastAsia="zh-CN"/>
         </w:rPr>
         <w:t xml:space="preserve"> and grow</w:t>
       </w:r>
-      <w:ins w:id="9" w:author="Marissa Arvidson" w:date="2026-10-01T12:22:00Z" w16du:dateUtc="2026-10-01T04:22:00Z">
-        <w:r>
-          <w:rPr>
-            <w:lang w:eastAsia="zh-CN"/>
-          </w:rPr>
-          <w:t>n as an aspiring scientist and educator</w:t>
-        </w:r>
-      </w:ins>
+      <w:r>
+        <w:rPr>
+          <w:lang w:eastAsia="zh-CN"/>
+        </w:rPr>
+        <w:t>n as an aspiring scientist and educator</w:t>
+      </w:r>
       <w:r>
         <w:rPr>
           <w:lang w:eastAsia="zh-CN"/>
         </w:rPr>
         <w:t xml:space="preserve">. Simultaneously, I have watched many </w:t>
       </w:r>
-      <w:ins w:id="10" w:author="Marissa Arvidson" w:date="2026-10-01T12:23:00Z" w16du:dateUtc="2026-10-01T04:23:00Z">
-        <w:r>
-          <w:rPr>
-            <w:lang w:eastAsia="zh-CN"/>
-          </w:rPr>
-          <w:t>of th</w:t>
-        </w:r>
-      </w:ins>
-      <w:ins w:id="11" w:author="Marissa Arvidson" w:date="2026-10-01T12:32:00Z" w16du:dateUtc="2026-10-01T04:32:00Z">
-        <w:r>
-          <w:rPr>
-            <w:lang w:eastAsia="zh-CN"/>
-          </w:rPr>
-          <w:t>e</w:t>
-        </w:r>
-      </w:ins>
-      <w:ins w:id="12" w:author="Marissa Arvidson" w:date="2026-10-01T12:23:00Z" w16du:dateUtc="2026-10-01T04:23:00Z">
-        <w:r>
-          <w:rPr>
-            <w:lang w:eastAsia="zh-CN"/>
-          </w:rPr>
-          <w:t xml:space="preserve"> </w:t>
-        </w:r>
-      </w:ins>
+      <w:r>
+        <w:rPr>
+          <w:lang w:eastAsia="zh-CN"/>
+        </w:rPr>
+        <w:t>of th</w:t>
+      </w:r>
+      <w:r>
+        <w:rPr>
+          <w:lang w:eastAsia="zh-CN"/>
+        </w:rPr>
+        <w:t>e</w:t>
+      </w:r>
+      <w:r>
+        <w:rPr>
+          <w:lang w:eastAsia="zh-CN"/>
+        </w:rPr>
+        <w:t xml:space="preserve"> </w:t>
+      </w:r>
       <w:r>
         <w:rPr>
           <w:lang w:eastAsia="zh-CN"/>
         </w:rPr>
         <w:t xml:space="preserve">neural mechanisms that I have been </w:t>
       </w:r>
-      <w:ins w:id="13" w:author="Marissa Arvidson" w:date="2026-10-01T12:32:00Z" w16du:dateUtc="2026-10-01T04:32:00Z">
-        <w:r>
-          <w:rPr>
-            <w:lang w:eastAsia="zh-CN"/>
-          </w:rPr>
-          <w:t>explored</w:t>
-        </w:r>
-      </w:ins>
-      <w:del w:id="14" w:author="Marissa Arvidson" w:date="2026-10-01T12:32:00Z" w16du:dateUtc="2026-10-01T04:32:00Z">
-        <w:r>
-          <w:rPr>
-            <w:lang w:eastAsia="zh-CN"/>
-          </w:rPr>
-          <w:delText>studying</w:delText>
-        </w:r>
-      </w:del>
+      <w:r>
+        <w:rPr>
+          <w:lang w:eastAsia="zh-CN"/>
+        </w:rPr>
+        <w:t>explored</w:t>
+      </w:r>
       <w:r>
         <w:rPr>
           <w:lang w:eastAsia="zh-CN"/>
         </w:rPr>
         <w:t xml:space="preserve"> </w:t>
       </w:r>
-      <w:del w:id="15" w:author="Marissa Arvidson" w:date="2026-10-01T12:23:00Z" w16du:dateUtc="2026-10-01T04:23:00Z">
-        <w:r>
-          <w:rPr>
-            <w:lang w:eastAsia="zh-CN"/>
-          </w:rPr>
-          <w:delText>at play</w:delText>
-        </w:r>
-      </w:del>
-      <w:ins w:id="16" w:author="Marissa Arvidson" w:date="2026-10-01T12:23:00Z" w16du:dateUtc="2026-10-01T04:23:00Z">
-        <w:r>
-          <w:rPr>
-            <w:lang w:eastAsia="zh-CN"/>
-          </w:rPr>
-          <w:t>working in big and small ways around me</w:t>
-        </w:r>
-      </w:ins>
+      <w:r>
+        <w:rPr>
+          <w:lang w:eastAsia="zh-CN"/>
+        </w:rPr>
+        <w:t>working in big and small ways around me</w:t>
+      </w:r>
       <w:r>
         <w:rPr>
           <w:lang w:eastAsia="zh-CN"/>
         </w:rPr>
         <w:t xml:space="preserve">. </w:t>
       </w:r>
-      <w:ins w:id="17" w:author="Marissa Arvidson" w:date="2026-10-01T12:33:00Z" w16du:dateUtc="2026-10-01T04:33:00Z">
-        <w:r>
-          <w:rPr>
-            <w:lang w:eastAsia="zh-CN"/>
-          </w:rPr>
-          <w:t>A</w:t>
-        </w:r>
-        <w:r>
-          <w:rPr>
-            <w:lang w:eastAsia="zh-CN"/>
-          </w:rPr>
-          <w:t xml:space="preserve">s I </w:t>
-        </w:r>
-        <w:r>
-          <w:rPr>
-            <w:lang w:eastAsia="zh-CN"/>
-          </w:rPr>
-          <w:t>explored</w:t>
-        </w:r>
-        <w:r>
-          <w:rPr>
-            <w:lang w:eastAsia="zh-CN"/>
-          </w:rPr>
-          <w:t xml:space="preserve"> this new material and became </w:t>
-        </w:r>
-        <w:r>
-          <w:rPr>
-            <w:lang w:eastAsia="zh-CN"/>
-          </w:rPr>
-          <w:t xml:space="preserve">more </w:t>
-        </w:r>
-        <w:r>
-          <w:rPr>
-            <w:lang w:eastAsia="zh-CN"/>
-          </w:rPr>
-          <w:t>proficient within it</w:t>
-        </w:r>
-        <w:r>
-          <w:rPr>
-            <w:lang w:eastAsia="zh-CN"/>
-          </w:rPr>
-          <w:t>,</w:t>
-        </w:r>
-        <w:r>
-          <w:rPr>
-            <w:lang w:eastAsia="zh-CN"/>
-          </w:rPr>
-          <w:t xml:space="preserve"> </w:t>
-        </w:r>
-      </w:ins>
-      <w:del w:id="18" w:author="Marissa Arvidson" w:date="2026-10-01T12:33:00Z" w16du:dateUtc="2026-10-01T04:33:00Z">
-        <w:r>
-          <w:rPr>
-            <w:lang w:eastAsia="zh-CN"/>
-          </w:rPr>
-          <w:delText xml:space="preserve">Therefore, </w:delText>
-        </w:r>
-      </w:del>
+      <w:r>
+        <w:rPr>
+          <w:lang w:eastAsia="zh-CN"/>
+        </w:rPr>
+        <w:t>A</w:t>
+      </w:r>
+      <w:r>
+        <w:rPr>
+          <w:lang w:eastAsia="zh-CN"/>
+        </w:rPr>
+        <w:t xml:space="preserve">s I </w:t>
+      </w:r>
+      <w:r>
+        <w:rPr>
+          <w:lang w:eastAsia="zh-CN"/>
+        </w:rPr>
+        <w:t>explored</w:t>
+      </w:r>
+      <w:r>
+        <w:rPr>
+          <w:lang w:eastAsia="zh-CN"/>
+        </w:rPr>
+        <w:t xml:space="preserve"> this new material and became </w:t>
+      </w:r>
+      <w:r>
+        <w:rPr>
+          <w:lang w:eastAsia="zh-CN"/>
+        </w:rPr>
+        <w:t xml:space="preserve">more </w:t>
+      </w:r>
+      <w:r>
+        <w:rPr>
+          <w:lang w:eastAsia="zh-CN"/>
+        </w:rPr>
+        <w:t>proficient within it</w:t>
+      </w:r>
+      <w:r>
+        <w:rPr>
+          <w:lang w:eastAsia="zh-CN"/>
+        </w:rPr>
+        <w:t>,</w:t>
+      </w:r>
+      <w:r>
+        <w:rPr>
+          <w:lang w:eastAsia="zh-CN"/>
+        </w:rPr>
+        <w:t xml:space="preserve"> </w:t>
+      </w:r>
       <w:r>
         <w:rPr>
           <w:lang w:eastAsia="zh-CN"/>
         </w:rPr>
         <w:t xml:space="preserve">I have </w:t>
       </w:r>
-      <w:ins w:id="19" w:author="Marissa Arvidson" w:date="2026-10-01T12:33:00Z" w16du:dateUtc="2026-10-01T04:33:00Z">
-        <w:r>
-          <w:rPr>
-            <w:lang w:eastAsia="zh-CN"/>
-          </w:rPr>
-          <w:t xml:space="preserve">thus </w:t>
-        </w:r>
-      </w:ins>
+      <w:r>
+        <w:rPr>
+          <w:lang w:eastAsia="zh-CN"/>
+        </w:rPr>
+        <w:t xml:space="preserve">thus </w:t>
+      </w:r>
       <w:r>
         <w:rPr>
           <w:lang w:eastAsia="zh-CN"/>
         </w:rPr>
         <w:t xml:space="preserve">developed an intense curiosity towards what neural mechanisms could be happening inside </w:t>
       </w:r>
-      <w:del w:id="20" w:author="Marissa Arvidson" w:date="2026-10-01T12:33:00Z" w16du:dateUtc="2026-10-01T04:33:00Z">
-        <w:r>
-          <w:rPr>
-            <w:lang w:eastAsia="zh-CN"/>
-          </w:rPr>
-          <w:delText>my own</w:delText>
-        </w:r>
-      </w:del>
-      <w:ins w:id="21" w:author="Marissa Arvidson" w:date="2026-10-01T12:33:00Z" w16du:dateUtc="2026-10-01T04:33:00Z">
-        <w:r>
-          <w:rPr>
-            <w:lang w:eastAsia="zh-CN"/>
-          </w:rPr>
-          <w:t>the</w:t>
-        </w:r>
-      </w:ins>
+      <w:r>
+        <w:rPr>
+          <w:lang w:eastAsia="zh-CN"/>
+        </w:rPr>
+        <w:t>the</w:t>
+      </w:r>
       <w:r>
         <w:rPr>
           <w:lang w:eastAsia="zh-CN"/>
         </w:rPr>
         <w:t xml:space="preserve"> brain</w:t>
       </w:r>
-      <w:ins w:id="22" w:author="Marissa Arvidson" w:date="2026-10-01T12:33:00Z" w16du:dateUtc="2026-10-01T04:33:00Z">
-        <w:r>
-          <w:rPr>
-            <w:lang w:eastAsia="zh-CN"/>
-          </w:rPr>
-          <w:t>.</w:t>
-        </w:r>
-      </w:ins>
-      <w:del w:id="23" w:author="Marissa Arvidson" w:date="2026-10-01T12:33:00Z" w16du:dateUtc="2026-10-01T04:33:00Z">
-        <w:r>
-          <w:rPr>
-            <w:lang w:eastAsia="zh-CN"/>
-          </w:rPr>
-          <w:delText xml:space="preserve"> as I learned this new material and became proficient within it. </w:delText>
-        </w:r>
-      </w:del>
+      <w:r>
+        <w:rPr>
+          <w:lang w:eastAsia="zh-CN"/>
+        </w:rPr>
+        <w:t>.</w:t>
+      </w:r>
     </w:p>
     <w:p>
       <w:pPr>
         <w:pStyle w:val="NoSpacing"/>
         <w:ind w:firstLine="720"/>
         <w:rPr>
-          <w:ins w:id="24" w:author="Marissa Arvidson" w:date="2026-10-01T12:39:00Z" w16du:dateUtc="2026-10-01T04:39:00Z"/>
-          <w:lang w:eastAsia="zh-CN"/>
-        </w:rPr>
-      </w:pPr>
-    </w:p>
-    <w:p>
-      <w:pPr>
-        <w:pStyle w:val="NoSpacing"/>
-        <w:ind w:firstLine="720"/>
-        <w:rPr>
-          <w:ins w:id="25" w:author="Marissa Arvidson" w:date="2026-10-01T12:39:00Z" w16du:dateUtc="2026-10-01T04:39:00Z"/>
-          <w:lang w:eastAsia="zh-CN"/>
-        </w:rPr>
-      </w:pPr>
-    </w:p>
-    <w:p>
-      <w:pPr>
-        <w:pStyle w:val="NoSpacing"/>
-        <w:ind w:firstLine="720"/>
-        <w:rPr>
-          <w:ins w:id="26" w:author="Marissa Arvidson" w:date="2026-10-01T12:39:00Z" w16du:dateUtc="2026-10-01T04:39:00Z"/>
-          <w:lang w:eastAsia="zh-CN"/>
-        </w:rPr>
-      </w:pPr>
-    </w:p>
-    <w:p>
-      <w:pPr>
-        <w:pStyle w:val="NoSpacing"/>
-        <w:ind w:firstLine="720"/>
-        <w:rPr>
-          <w:ins w:id="27" w:author="Marissa Arvidson" w:date="2026-10-01T12:39:00Z" w16du:dateUtc="2026-10-01T04:39:00Z"/>
-          <w:lang w:eastAsia="zh-CN"/>
-        </w:rPr>
-      </w:pPr>
-    </w:p>
-    <w:p>
-      <w:pPr>
-        <w:pStyle w:val="NoSpacing"/>
-        <w:ind w:firstLine="720"/>
-        <w:rPr>
-          <w:ins w:id="28" w:author="Marissa Arvidson" w:date="2026-10-01T12:39:00Z" w16du:dateUtc="2026-10-01T04:39:00Z"/>
-          <w:lang w:eastAsia="zh-CN"/>
-        </w:rPr>
-      </w:pPr>
-    </w:p>
-    <w:p>
-      <w:pPr>
-        <w:pStyle w:val="NoSpacing"/>
-        <w:ind w:firstLine="720"/>
-        <w:rPr>
-          <w:ins w:id="29" w:author="Marissa Arvidson" w:date="2026-10-01T12:39:00Z" w16du:dateUtc="2026-10-01T04:39:00Z"/>
-          <w:lang w:eastAsia="zh-CN"/>
-        </w:rPr>
-      </w:pPr>
-    </w:p>
-    <w:p>
-      <w:pPr>
-        <w:pStyle w:val="NoSpacing"/>
-        <w:ind w:firstLine="720"/>
-        <w:rPr>
-          <w:ins w:id="30" w:author="Marissa Arvidson" w:date="2026-10-01T12:39:00Z" w16du:dateUtc="2026-10-01T04:39:00Z"/>
-          <w:lang w:eastAsia="zh-CN"/>
-        </w:rPr>
-      </w:pPr>
-    </w:p>
-    <w:p>
-      <w:pPr>
-        <w:pStyle w:val="NoSpacing"/>
-        <w:ind w:firstLine="720"/>
-        <w:rPr>
-          <w:ins w:id="31" w:author="Marissa Arvidson" w:date="2026-10-01T12:39:00Z" w16du:dateUtc="2026-10-01T04:39:00Z"/>
-          <w:lang w:eastAsia="zh-CN"/>
-        </w:rPr>
-      </w:pPr>
-    </w:p>
-    <w:p>
-      <w:pPr>
-        <w:pStyle w:val="NoSpacing"/>
-        <w:ind w:firstLine="720"/>
-        <w:rPr>
-          <w:ins w:id="32" w:author="Marissa Arvidson" w:date="2026-10-01T12:39:00Z" w16du:dateUtc="2026-10-01T04:39:00Z"/>
-          <w:lang w:eastAsia="zh-CN"/>
-        </w:rPr>
-      </w:pPr>
-    </w:p>
-    <w:bookmarkStart w:id="33" w:name="_Toc409783206"/>
-    <w:p>
-      <w:pPr>
-        <w:pStyle w:val="SectionTitle"/>
-        <w:jc w:val="left"/>
-        <w:rPr>
-          <w:del w:id="34" w:author="Marissa Arvidson" w:date="2026-10-01T12:39:00Z" w16du:dateUtc="2026-10-01T04:39:00Z"/>
-          <w:b/>
-          <w:bCs/>
-          <w:rPrChange w:id="35" w:author="Marissa Arvidson" w:date="2026-10-01T12:34:00Z" w16du:dateUtc="2026-10-01T04:34:00Z">
-            <w:rPr>
-              <w:del w:id="36" w:author="Marissa Arvidson" w:date="2026-10-01T12:39:00Z" w16du:dateUtc="2026-10-01T04:39:00Z"/>
-            </w:rPr>
-          </w:rPrChange>
-        </w:rPr>
-        <w:pPrChange w:id="37" w:author="Marissa Arvidson" w:date="2026-10-01T12:39:00Z" w16du:dateUtc="2026-10-01T04:39:00Z">
-          <w:pPr>
-            <w:pStyle w:val="SectionTitle"/>
-          </w:pPr>
-        </w:pPrChange>
-      </w:pPr>
-      <w:customXmlDelRangeStart w:id="38" w:author="Marissa Arvidson" w:date="2026-10-01T12:39:00Z"/>
-      <w:sdt>
-        <w:sdtPr>
-          <w:rPr>
-            <w:b/>
-            <w:bCs/>
-          </w:rPr>
-          <w:alias w:val="Title"/>
-          <w:tag w:val=""/>
-          <w:id w:val="-1756435886"/>
-          <w:placeholder>
-            <w:docPart w:val="D4E97F5A92BA0F48951FC8997B362812"/>
-          </w:placeholder>
-          <w:dataBinding w:prefixMappings="xmlns:ns0='http://purl.org/dc/elements/1.1/' xmlns:ns1='http://schemas.openxmlformats.org/package/2006/metadata/core-properties' " w:xpath="/ns1:coreProperties[1]/ns0:title[1]" w:storeItemID="{6C3C8BC8-F283-45AE-878A-BAB7291924A1}"/>
-          <w15:appearance w15:val="hidden"/>
-          <w:text w:multiLine="1"/>
-        </w:sdtPr>
-        <w:sdtContent>
-          <w:customXmlDelRangeEnd w:id="38"/>
-          <w:del w:id="39" w:author="Marissa Arvidson" w:date="2026-10-01T12:39:00Z" w16du:dateUtc="2026-10-01T04:39:00Z">
-            <w:r>
-              <w:rPr>
-                <w:b/>
-                <w:bCs/>
-                <w:rPrChange w:id="40" w:author="Marissa Arvidson" w:date="2026-10-01T12:34:00Z" w16du:dateUtc="2026-10-01T04:34:00Z">
-                  <w:rPr/>
-                </w:rPrChange>
-              </w:rPr>
-              <w:delText>Research Portfolio</w:delText>
-            </w:r>
-          </w:del>
-          <w:customXmlDelRangeStart w:id="41" w:author="Marissa Arvidson" w:date="2026-10-01T12:39:00Z"/>
-        </w:sdtContent>
-      </w:sdt>
-      <w:customXmlDelRangeEnd w:id="41"/>
-      <w:bookmarkEnd w:id="33"/>
-    </w:p>
-    <w:p>
-      <w:pPr>
-        <w:pStyle w:val="NoSpacing"/>
-        <w:ind w:firstLine="720"/>
-        <w:pPrChange w:id="42" w:author="Marissa Arvidson" w:date="2026-10-01T12:39:00Z" w16du:dateUtc="2026-10-01T04:39:00Z">
-          <w:pPr>
-            <w:pStyle w:val="Heading1"/>
-          </w:pPr>
-        </w:pPrChange>
-      </w:pPr>
+          <w:lang w:eastAsia="zh-CN"/>
+        </w:rPr>
+      </w:pPr>
+      <w:r>
+        <w:rPr>
+          <w:lang w:eastAsia="zh-CN"/>
+        </w:rPr>
+        <w:t>Recently, I have been designing a computational psychology research project investigating human interactions with Artificial Intelligence and Large-Language Models. This serves for the purpose of familiarizing myself with experimental design and conducting independent research, as well as familiarizing myself with vibe-coding.</w:t>
+      </w:r>
+      <w:r>
+        <w:rPr>
+          <w:lang w:eastAsia="zh-CN"/>
+        </w:rPr>
+        <w:t xml:space="preserve"> Although it is not tied to the biological sciences, it involves statistics and computation crucial to all kinds of research.</w:t>
+      </w:r>
+    </w:p>
+    <w:p>
+      <w:pPr>
+        <w:rPr>
+          <w:kern w:val="0"/>
+          <w:lang w:eastAsia="zh-CN"/>
+        </w:rPr>
+      </w:pPr>
+      <w:r>
+        <w:rPr>
+          <w:lang w:eastAsia="zh-CN"/>
+        </w:rPr>
+        <w:br w:type="page"/>
+      </w:r>
     </w:p>
     <w:p>
       <w:pPr>
@@ -624,104 +424,59 @@
         </w:rPr>
         <w:t>1.7</w:t>
       </w:r>
-      <w:ins w:id="43" w:author="Marissa Arvidson" w:date="2026-10-01T12:45:00Z" w16du:dateUtc="2026-10-01T04:45:00Z">
-        <w:r>
-          <w:rPr>
-            <w:lang w:eastAsia="zh-CN"/>
-          </w:rPr>
-          <w:t xml:space="preserve"> </w:t>
-        </w:r>
-        <w:commentRangeStart w:id="44"/>
-        <w:r>
-          <w:rPr>
-            <w:b w:val="0"/>
-            <w:bCs w:val="0"/>
-            <w:lang w:eastAsia="zh-CN"/>
-            <w:rPrChange w:id="45" w:author="Marissa Arvidson" w:date="2026-10-01T12:45:00Z" w16du:dateUtc="2026-10-01T04:45:00Z">
-              <w:rPr>
-                <w:lang w:eastAsia="zh-CN"/>
-              </w:rPr>
-            </w:rPrChange>
-          </w:rPr>
-          <w:t>(</w:t>
-        </w:r>
-      </w:ins>
-      <w:ins w:id="46" w:author="Xiao, Tianmai" w:date="2026-10-01T15:47:00Z" w16du:dateUtc="2026-10-01T07:47:00Z">
-        <w:r>
-          <w:rPr>
-            <w:b w:val="0"/>
-            <w:bCs w:val="0"/>
-            <w:lang w:eastAsia="zh-CN"/>
-          </w:rPr>
-          <w:t>June to July, 2024</w:t>
-        </w:r>
-      </w:ins>
-      <w:ins w:id="47" w:author="Xiao, Tianmai" w:date="2026-10-01T15:48:00Z" w16du:dateUtc="2026-10-01T07:48:00Z">
-        <w:r>
-          <w:rPr>
-            <w:b w:val="0"/>
-            <w:bCs w:val="0"/>
-            <w:lang w:eastAsia="zh-CN"/>
-          </w:rPr>
-          <w:t xml:space="preserve">, </w:t>
-        </w:r>
-      </w:ins>
-      <w:ins w:id="48" w:author="Xiao, Tianmai" w:date="2026-10-01T15:49:00Z" w16du:dateUtc="2026-10-01T07:49:00Z">
-        <w:r>
-          <w:rPr>
-            <w:b w:val="0"/>
-            <w:bCs w:val="0"/>
-            <w:lang w:eastAsia="zh-CN"/>
-          </w:rPr>
-          <w:t>4.5</w:t>
-        </w:r>
-      </w:ins>
-      <w:ins w:id="49" w:author="Xiao, Tianmai" w:date="2026-10-01T15:48:00Z" w16du:dateUtc="2026-10-01T07:48:00Z">
-        <w:r>
-          <w:rPr>
-            <w:b w:val="0"/>
-            <w:bCs w:val="0"/>
-            <w:lang w:eastAsia="zh-CN"/>
-          </w:rPr>
-          <w:t xml:space="preserve"> weeks</w:t>
-        </w:r>
-      </w:ins>
-      <w:ins w:id="50" w:author="Marissa Arvidson" w:date="2026-10-01T12:45:00Z" w16du:dateUtc="2026-10-01T04:45:00Z">
-        <w:del w:id="51" w:author="Xiao, Tianmai" w:date="2026-10-01T15:47:00Z" w16du:dateUtc="2026-10-01T07:47:00Z">
-          <w:r>
-            <w:rPr>
-              <w:b w:val="0"/>
-              <w:bCs w:val="0"/>
-              <w:lang w:eastAsia="zh-CN"/>
-            </w:rPr>
-            <w:delText>X</w:delText>
-          </w:r>
-        </w:del>
-        <w:r>
-          <w:rPr>
-            <w:b w:val="0"/>
-            <w:bCs w:val="0"/>
-            <w:lang w:eastAsia="zh-CN"/>
-          </w:rPr>
-          <w:t>)</w:t>
-        </w:r>
-      </w:ins>
-      <w:commentRangeEnd w:id="44"/>
-      <w:r>
-        <w:rPr>
-          <w:rStyle w:val="CommentReference"/>
-          <w:sz w:val="24"/>
-          <w:szCs w:val="24"/>
-          <w:lang w:eastAsia="zh-CN"/>
-        </w:rPr>
-        <w:commentReference w:id="44"/>
+      <w:r>
+        <w:rPr>
+          <w:lang w:eastAsia="zh-CN"/>
+        </w:rPr>
+        <w:t xml:space="preserve"> </w:t>
+      </w:r>
+      <w:r>
+        <w:rPr>
+          <w:b w:val="0"/>
+          <w:bCs w:val="0"/>
+          <w:lang w:eastAsia="zh-CN"/>
+        </w:rPr>
+        <w:t>(</w:t>
+      </w:r>
+      <w:r>
+        <w:rPr>
+          <w:b w:val="0"/>
+          <w:bCs w:val="0"/>
+          <w:lang w:eastAsia="zh-CN"/>
+        </w:rPr>
+        <w:t xml:space="preserve">June to </w:t>
+      </w:r>
+      <w:proofErr w:type="gramStart"/>
+      <w:r>
+        <w:rPr>
+          <w:b w:val="0"/>
+          <w:bCs w:val="0"/>
+          <w:lang w:eastAsia="zh-CN"/>
+        </w:rPr>
+        <w:t>July,</w:t>
+      </w:r>
+      <w:proofErr w:type="gramEnd"/>
+      <w:r>
+        <w:rPr>
+          <w:b w:val="0"/>
+          <w:bCs w:val="0"/>
+          <w:lang w:eastAsia="zh-CN"/>
+        </w:rPr>
+        <w:t xml:space="preserve"> 2024, 4.5 weeks</w:t>
+      </w:r>
+      <w:r>
+        <w:rPr>
+          <w:b w:val="0"/>
+          <w:bCs w:val="0"/>
+          <w:lang w:eastAsia="zh-CN"/>
+        </w:rPr>
+        <w:t>)</w:t>
       </w:r>
     </w:p>
     <w:p>
       <w:pPr>
         <w:ind w:firstLine="0"/>
         <w:rPr>
-          <w:ins w:id="52" w:author="Marissa Arvidson" w:date="2026-10-01T12:43:00Z" w16du:dateUtc="2026-10-01T04:43:00Z"/>
           <w:rStyle w:val="Emphasis"/>
         </w:rPr>
       </w:pPr>
@@ -729,17 +484,14 @@
         <w:rPr>
           <w:rStyle w:val="Emphasis"/>
         </w:rPr>
-        <w:t>Research Assistant, Dr. Xiaojing Pan Laboratory, Shenzhen Medical Academy of Research and Technology</w:t>
-      </w:r>
-    </w:p>
-    <w:p>
-      <w:pPr>
-        <w:ind w:firstLine="0"/>
-        <w:rPr>
-          <w:del w:id="53" w:author="Marissa Arvidson" w:date="2026-10-01T12:44:00Z" w16du:dateUtc="2026-10-01T04:44:00Z"/>
+        <w:t xml:space="preserve">Research Assistant, Dr. Xiaojing Pan Laboratory, Shenzhen Medical Academy of Research and </w:t>
+      </w:r>
+      <w:r>
+        <w:rPr>
           <w:rStyle w:val="Emphasis"/>
         </w:rPr>
-      </w:pPr>
+        <w:t>Translation</w:t>
+      </w:r>
     </w:p>
     <w:p>
       <w:pPr>
@@ -776,16 +528,9 @@
       <w:r>
         <w:t xml:space="preserve">1.7 remains unknown. </w:t>
       </w:r>
-      <w:del w:id="54" w:author="Marissa Arvidson" w:date="2026-10-01T12:40:00Z" w16du:dateUtc="2026-10-01T04:40:00Z">
-        <w:r>
-          <w:delText>Our lab</w:delText>
-        </w:r>
-      </w:del>
-      <w:ins w:id="55" w:author="Marissa Arvidson" w:date="2026-10-01T12:40:00Z" w16du:dateUtc="2026-10-01T04:40:00Z">
-        <w:r>
-          <w:t>This lab</w:t>
-        </w:r>
-      </w:ins>
+      <w:r>
+        <w:t>This lab</w:t>
+      </w:r>
       <w:r>
         <w:t xml:space="preserve"> found multiple structural components of the receptor that could better inform drug binding and help future studies develop 3D models of the receptor under cryo-EM technology.</w:t>
       </w:r>
@@ -799,16 +544,9 @@
       </w:r>
     </w:p>
     <w:p>
-      <w:ins w:id="56" w:author="Marissa Arvidson" w:date="2026-10-01T12:40:00Z" w16du:dateUtc="2026-10-01T04:40:00Z">
-        <w:r>
-          <w:t>I s</w:t>
-        </w:r>
-      </w:ins>
-      <w:del w:id="57" w:author="Marissa Arvidson" w:date="2026-10-01T12:40:00Z" w16du:dateUtc="2026-10-01T04:40:00Z">
-        <w:r>
-          <w:delText>S</w:delText>
-        </w:r>
-      </w:del>
+      <w:r>
+        <w:t>I s</w:t>
+      </w:r>
       <w:r>
         <w:t xml:space="preserve">hadowed graduate students in their work. Observed the development of plasmids, amplification, and transformation to </w:t>
       </w:r>
@@ -822,29 +560,23 @@
       <w:r>
         <w:t xml:space="preserve">. Observed the extraction and purification of the proteins of interest. Familiarized </w:t>
       </w:r>
-      <w:ins w:id="58" w:author="Marissa Arvidson" w:date="2026-10-01T12:40:00Z" w16du:dateUtc="2026-10-01T04:40:00Z">
-        <w:r>
-          <w:t xml:space="preserve">myself </w:t>
-        </w:r>
-      </w:ins>
+      <w:r>
+        <w:t xml:space="preserve">myself </w:t>
+      </w:r>
       <w:r>
         <w:t>with common biology equipment and techniques like gel electrophoresis, centrifuges, and the DNA extraction protocol from bacterial cells.</w:t>
       </w:r>
     </w:p>
     <w:p>
-      <w:ins w:id="59" w:author="Marissa Arvidson" w:date="2026-10-01T12:40:00Z" w16du:dateUtc="2026-10-01T04:40:00Z">
-        <w:r>
-          <w:t xml:space="preserve">I </w:t>
-        </w:r>
-      </w:ins>
+      <w:r>
+        <w:t xml:space="preserve">I </w:t>
+      </w:r>
       <w:r>
         <w:t>Developed a series of short informational videos on lab equipment safety and usage, and posted on the website</w:t>
       </w:r>
-      <w:ins w:id="60" w:author="Marissa Arvidson" w:date="2026-10-01T12:40:00Z" w16du:dateUtc="2026-10-01T04:40:00Z">
-        <w:r>
-          <w:t>,</w:t>
-        </w:r>
-      </w:ins>
+      <w:r>
+        <w:t>,</w:t>
+      </w:r>
       <w:r>
         <w:t xml:space="preserve"> BiliBili.</w:t>
       </w:r>
@@ -894,44 +626,29 @@
       <w:r>
         <w:t>Through this project</w:t>
       </w:r>
-      <w:ins w:id="61" w:author="Marissa Arvidson" w:date="2026-10-01T12:43:00Z" w16du:dateUtc="2026-10-01T04:43:00Z">
-        <w:r>
-          <w:t>,</w:t>
-        </w:r>
-      </w:ins>
+      <w:r>
+        <w:t>,</w:t>
+      </w:r>
       <w:r>
         <w:t xml:space="preserve"> I</w:t>
       </w:r>
-      <w:ins w:id="62" w:author="Marissa Arvidson" w:date="2026-10-01T12:40:00Z" w16du:dateUtc="2026-10-01T04:40:00Z">
-        <w:r>
-          <w:t xml:space="preserve"> came t</w:t>
-        </w:r>
-      </w:ins>
-      <w:ins w:id="63" w:author="Marissa Arvidson" w:date="2026-10-01T12:41:00Z" w16du:dateUtc="2026-10-01T04:41:00Z">
-        <w:r>
-          <w:t xml:space="preserve">o </w:t>
-        </w:r>
-      </w:ins>
-      <w:del w:id="64" w:author="Marissa Arvidson" w:date="2026-10-01T12:40:00Z" w16du:dateUtc="2026-10-01T04:40:00Z">
-        <w:r>
-          <w:delText xml:space="preserve">'ve </w:delText>
-        </w:r>
-      </w:del>
+      <w:r>
+        <w:t xml:space="preserve"> came to </w:t>
+      </w:r>
       <w:r>
         <w:t>underst</w:t>
       </w:r>
-      <w:ins w:id="65" w:author="Marissa Arvidson" w:date="2026-10-01T12:41:00Z" w16du:dateUtc="2026-10-01T04:41:00Z">
-        <w:r>
-          <w:t>an</w:t>
-        </w:r>
-      </w:ins>
-      <w:del w:id="66" w:author="Marissa Arvidson" w:date="2026-10-01T12:41:00Z" w16du:dateUtc="2026-10-01T04:41:00Z">
-        <w:r>
-          <w:delText>oo</w:delText>
-        </w:r>
-      </w:del>
-      <w:r>
-        <w:t xml:space="preserve">d some basic procedures that almost all biology labs have to undergo in order to obtain genetic material or purified proteins. I realized how science is not always directly about the experiment but </w:t>
+      <w:r>
+        <w:t>an</w:t>
+      </w:r>
+      <w:r>
+        <w:t xml:space="preserve">d some basic procedures that almost all biology labs have to undergo </w:t>
+      </w:r>
+      <w:r>
+        <w:t>to</w:t>
+      </w:r>
+      <w:r>
+        <w:t xml:space="preserve"> obtain genetic material or purified proteins. I realized how science is not always directly about the experiment but </w:t>
       </w:r>
       <w:r>
         <w:t xml:space="preserve">about </w:t>
@@ -952,59 +669,49 @@
       <w:r>
         <w:t>Studying the role of G protein receptors in Autistic Spectrum Disorder</w:t>
       </w:r>
-      <w:ins w:id="67" w:author="Marissa Arvidson" w:date="2026-10-01T12:45:00Z" w16du:dateUtc="2026-10-01T04:45:00Z">
-        <w:r>
-          <w:t xml:space="preserve"> </w:t>
-        </w:r>
-        <w:commentRangeStart w:id="68"/>
-        <w:r>
-          <w:rPr>
-            <w:b w:val="0"/>
-            <w:bCs w:val="0"/>
-            <w:lang w:eastAsia="zh-CN"/>
-          </w:rPr>
-          <w:t>(</w:t>
-        </w:r>
-      </w:ins>
-      <w:ins w:id="69" w:author="Xiao, Tianmai" w:date="2026-10-01T15:48:00Z" w16du:dateUtc="2026-10-01T07:48:00Z">
-        <w:r>
-          <w:rPr>
-            <w:b w:val="0"/>
-            <w:bCs w:val="0"/>
-            <w:lang w:eastAsia="zh-CN"/>
-          </w:rPr>
-          <w:t>July to August, 2025, 7 weeks</w:t>
-        </w:r>
-      </w:ins>
-      <w:ins w:id="70" w:author="Marissa Arvidson" w:date="2026-10-01T12:45:00Z" w16du:dateUtc="2026-10-01T04:45:00Z">
-        <w:del w:id="71" w:author="Xiao, Tianmai" w:date="2026-10-01T15:47:00Z" w16du:dateUtc="2026-10-01T07:47:00Z">
-          <w:r>
-            <w:rPr>
-              <w:b w:val="0"/>
-              <w:bCs w:val="0"/>
-              <w:lang w:eastAsia="zh-CN"/>
-            </w:rPr>
-            <w:delText>X</w:delText>
-          </w:r>
-        </w:del>
-        <w:r>
-          <w:rPr>
-            <w:b w:val="0"/>
-            <w:bCs w:val="0"/>
-            <w:lang w:eastAsia="zh-CN"/>
-          </w:rPr>
-          <w:t>)</w:t>
-        </w:r>
-        <w:commentRangeEnd w:id="68"/>
-        <w:r>
-          <w:rPr>
-            <w:rStyle w:val="CommentReference"/>
-            <w:sz w:val="24"/>
-            <w:szCs w:val="24"/>
-          </w:rPr>
-          <w:commentReference w:id="68"/>
-        </w:r>
-      </w:ins>
+      <w:r>
+        <w:t xml:space="preserve"> </w:t>
+      </w:r>
+      <w:r>
+        <w:rPr>
+          <w:b w:val="0"/>
+          <w:bCs w:val="0"/>
+          <w:lang w:eastAsia="zh-CN"/>
+        </w:rPr>
+        <w:t>(</w:t>
+      </w:r>
+      <w:r>
+        <w:rPr>
+          <w:b w:val="0"/>
+          <w:bCs w:val="0"/>
+          <w:lang w:eastAsia="zh-CN"/>
+        </w:rPr>
+        <w:t xml:space="preserve">July to </w:t>
+      </w:r>
+      <w:r>
+        <w:rPr>
+          <w:b w:val="0"/>
+          <w:bCs w:val="0"/>
+          <w:lang w:eastAsia="zh-CN"/>
+        </w:rPr>
+        <w:t>August</w:t>
+      </w:r>
+      <w:r>
+        <w:rPr>
+          <w:b w:val="0"/>
+          <w:bCs w:val="0"/>
+          <w:lang w:eastAsia="zh-CN"/>
+        </w:rPr>
+        <w:t xml:space="preserve"> 2025, 7 weeks</w:t>
+      </w:r>
+      <w:r>
+        <w:rPr>
+          <w:b w:val="0"/>
+          <w:bCs w:val="0"/>
+          <w:lang w:eastAsia="zh-CN"/>
+        </w:rPr>
+        <w:t>)</w:t>
+      </w:r>
     </w:p>
     <w:p>
       <w:pPr>
@@ -1052,55 +759,27 @@
       </w:r>
     </w:p>
     <w:p>
-      <w:ins w:id="72" w:author="Marissa Arvidson" w:date="2026-10-01T12:46:00Z" w16du:dateUtc="2026-10-01T04:46:00Z">
-        <w:r>
-          <w:t>I a</w:t>
-        </w:r>
-      </w:ins>
-      <w:del w:id="73" w:author="Marissa Arvidson" w:date="2026-10-01T12:46:00Z" w16du:dateUtc="2026-10-01T04:46:00Z">
-        <w:r>
-          <w:delText>A</w:delText>
-        </w:r>
-      </w:del>
+      <w:r>
+        <w:t>I a</w:t>
+      </w:r>
       <w:r>
         <w:t xml:space="preserve">ssisted a graduate student Heping Zhang with her research. </w:t>
       </w:r>
-      <w:ins w:id="74" w:author="Marissa Arvidson" w:date="2026-10-01T12:46:00Z" w16du:dateUtc="2026-10-01T04:46:00Z">
-        <w:r>
-          <w:t>I c</w:t>
-        </w:r>
-      </w:ins>
-      <w:del w:id="75" w:author="Marissa Arvidson" w:date="2026-10-01T12:46:00Z" w16du:dateUtc="2026-10-01T04:46:00Z">
-        <w:r>
-          <w:delText>C</w:delText>
-        </w:r>
-      </w:del>
+      <w:r>
+        <w:t>I c</w:t>
+      </w:r>
       <w:r>
         <w:t xml:space="preserve">onducted behavioral experiments such as open-field tests, tail suspension tests and three chamber tests. </w:t>
       </w:r>
-      <w:ins w:id="76" w:author="Marissa Arvidson" w:date="2026-10-01T12:47:00Z" w16du:dateUtc="2026-10-01T04:47:00Z">
-        <w:r>
-          <w:t>I o</w:t>
-        </w:r>
-      </w:ins>
-      <w:del w:id="77" w:author="Marissa Arvidson" w:date="2026-10-01T12:47:00Z" w16du:dateUtc="2026-10-01T04:47:00Z">
-        <w:r>
-          <w:delText>O</w:delText>
-        </w:r>
-      </w:del>
+      <w:r>
+        <w:t>I o</w:t>
+      </w:r>
       <w:r>
         <w:t xml:space="preserve">bserved autopsy of mouse brains, and the fixing, slicing, and imaging. </w:t>
       </w:r>
-      <w:ins w:id="78" w:author="Marissa Arvidson" w:date="2026-10-01T12:47:00Z" w16du:dateUtc="2026-10-01T04:47:00Z">
-        <w:r>
-          <w:t>I o</w:t>
-        </w:r>
-      </w:ins>
-      <w:del w:id="79" w:author="Marissa Arvidson" w:date="2026-10-01T12:47:00Z" w16du:dateUtc="2026-10-01T04:47:00Z">
-        <w:r>
-          <w:delText>O</w:delText>
-        </w:r>
-      </w:del>
+      <w:r>
+        <w:t>I o</w:t>
+      </w:r>
       <w:r>
         <w:t xml:space="preserve">bserved construction of plasmids and amplified them with </w:t>
       </w:r>
@@ -1114,16 +793,9 @@
       <w:r>
         <w:t xml:space="preserve"> and validated template DNA through PCR. </w:t>
       </w:r>
-      <w:ins w:id="80" w:author="Marissa Arvidson" w:date="2026-10-01T12:47:00Z" w16du:dateUtc="2026-10-01T04:47:00Z">
-        <w:r>
-          <w:t>I o</w:t>
-        </w:r>
-      </w:ins>
-      <w:del w:id="81" w:author="Marissa Arvidson" w:date="2026-10-01T12:47:00Z" w16du:dateUtc="2026-10-01T04:47:00Z">
-        <w:r>
-          <w:delText>O</w:delText>
-        </w:r>
-      </w:del>
+      <w:r>
+        <w:t>I o</w:t>
+      </w:r>
       <w:r>
         <w:t xml:space="preserve">bserved </w:t>
       </w:r>
@@ -1131,55 +803,27 @@
         <w:lastRenderedPageBreak/>
         <w:t xml:space="preserve">qPCR. Observed the injection of viral vectors containing genetic mutations into the mouse brain. </w:t>
       </w:r>
-      <w:ins w:id="82" w:author="Marissa Arvidson" w:date="2026-10-01T12:47:00Z" w16du:dateUtc="2026-10-01T04:47:00Z">
-        <w:r>
-          <w:t>I o</w:t>
-        </w:r>
-      </w:ins>
-      <w:del w:id="83" w:author="Marissa Arvidson" w:date="2026-10-01T12:47:00Z" w16du:dateUtc="2026-10-01T04:47:00Z">
-        <w:r>
-          <w:delText>O</w:delText>
-        </w:r>
-      </w:del>
+      <w:r>
+        <w:t>I o</w:t>
+      </w:r>
       <w:r>
         <w:t xml:space="preserve">bserved neuronal culture and biophysiology experiments of neurons. </w:t>
       </w:r>
-      <w:ins w:id="84" w:author="Marissa Arvidson" w:date="2026-10-01T12:47:00Z" w16du:dateUtc="2026-10-01T04:47:00Z">
-        <w:r>
-          <w:t>I e</w:t>
-        </w:r>
-      </w:ins>
-      <w:del w:id="85" w:author="Marissa Arvidson" w:date="2026-10-01T12:47:00Z" w16du:dateUtc="2026-10-01T04:47:00Z">
-        <w:r>
-          <w:delText>E</w:delText>
-        </w:r>
-      </w:del>
+      <w:r>
+        <w:t>I e</w:t>
+      </w:r>
       <w:r>
         <w:t xml:space="preserve">xtracted mouse brains as practice. Attended weekly journal club meetings. </w:t>
       </w:r>
-      <w:ins w:id="86" w:author="Marissa Arvidson" w:date="2026-10-01T12:47:00Z" w16du:dateUtc="2026-10-01T04:47:00Z">
-        <w:r>
-          <w:t>Every day, I t</w:t>
-        </w:r>
-      </w:ins>
-      <w:del w:id="87" w:author="Marissa Arvidson" w:date="2026-10-01T12:47:00Z" w16du:dateUtc="2026-10-01T04:47:00Z">
-        <w:r>
-          <w:delText>T</w:delText>
-        </w:r>
-      </w:del>
+      <w:r>
+        <w:t>Every day, I t</w:t>
+      </w:r>
       <w:r>
         <w:t>ook detailed</w:t>
       </w:r>
-      <w:ins w:id="88" w:author="Marissa Arvidson" w:date="2026-10-01T12:47:00Z" w16du:dateUtc="2026-10-01T04:47:00Z">
-        <w:r>
-          <w:t xml:space="preserve"> </w:t>
-        </w:r>
-      </w:ins>
-      <w:del w:id="89" w:author="Marissa Arvidson" w:date="2026-10-01T12:47:00Z" w16du:dateUtc="2026-10-01T04:47:00Z">
-        <w:r>
-          <w:delText xml:space="preserve">, daily </w:delText>
-        </w:r>
-      </w:del>
+      <w:r>
+        <w:t xml:space="preserve"> </w:t>
+      </w:r>
       <w:r>
         <w:t>lab logs.</w:t>
       </w:r>
@@ -1339,59 +983,49 @@
       <w:r>
         <w:t xml:space="preserve"> using cellular models</w:t>
       </w:r>
-      <w:ins w:id="90" w:author="Marissa Arvidson" w:date="2026-10-01T12:45:00Z" w16du:dateUtc="2026-10-01T04:45:00Z">
-        <w:r>
-          <w:t xml:space="preserve"> </w:t>
-        </w:r>
-        <w:commentRangeStart w:id="91"/>
-        <w:r>
-          <w:rPr>
-            <w:b w:val="0"/>
-            <w:bCs w:val="0"/>
-            <w:lang w:eastAsia="zh-CN"/>
-          </w:rPr>
-          <w:t>(</w:t>
-        </w:r>
-      </w:ins>
-      <w:ins w:id="92" w:author="Xiao, Tianmai" w:date="2026-10-01T15:49:00Z" w16du:dateUtc="2026-10-01T07:49:00Z">
-        <w:r>
-          <w:rPr>
-            <w:b w:val="0"/>
-            <w:bCs w:val="0"/>
-            <w:lang w:eastAsia="zh-CN"/>
-          </w:rPr>
-          <w:t>June to July, 2026, 7 weeks</w:t>
-        </w:r>
-      </w:ins>
-      <w:ins w:id="93" w:author="Marissa Arvidson" w:date="2026-10-01T12:45:00Z" w16du:dateUtc="2026-10-01T04:45:00Z">
-        <w:del w:id="94" w:author="Xiao, Tianmai" w:date="2026-10-01T15:49:00Z" w16du:dateUtc="2026-10-01T07:49:00Z">
-          <w:r>
-            <w:rPr>
-              <w:b w:val="0"/>
-              <w:bCs w:val="0"/>
-              <w:lang w:eastAsia="zh-CN"/>
-            </w:rPr>
-            <w:delText>X</w:delText>
-          </w:r>
-        </w:del>
-        <w:r>
-          <w:rPr>
-            <w:b w:val="0"/>
-            <w:bCs w:val="0"/>
-            <w:lang w:eastAsia="zh-CN"/>
-          </w:rPr>
-          <w:t>)</w:t>
-        </w:r>
-        <w:commentRangeEnd w:id="91"/>
-        <w:r>
-          <w:rPr>
-            <w:rStyle w:val="CommentReference"/>
-            <w:sz w:val="24"/>
-            <w:szCs w:val="24"/>
-          </w:rPr>
-          <w:commentReference w:id="91"/>
-        </w:r>
-      </w:ins>
+      <w:r>
+        <w:t xml:space="preserve"> </w:t>
+      </w:r>
+      <w:r>
+        <w:rPr>
+          <w:b w:val="0"/>
+          <w:bCs w:val="0"/>
+          <w:lang w:eastAsia="zh-CN"/>
+        </w:rPr>
+        <w:t>(</w:t>
+      </w:r>
+      <w:r>
+        <w:rPr>
+          <w:b w:val="0"/>
+          <w:bCs w:val="0"/>
+          <w:lang w:eastAsia="zh-CN"/>
+        </w:rPr>
+        <w:t xml:space="preserve">June to </w:t>
+      </w:r>
+      <w:r>
+        <w:rPr>
+          <w:b w:val="0"/>
+          <w:bCs w:val="0"/>
+          <w:lang w:eastAsia="zh-CN"/>
+        </w:rPr>
+        <w:t>July</w:t>
+      </w:r>
+      <w:r>
+        <w:rPr>
+          <w:b w:val="0"/>
+          <w:bCs w:val="0"/>
+          <w:lang w:eastAsia="zh-CN"/>
+        </w:rPr>
+        <w:t xml:space="preserve"> 2026, 7 weeks</w:t>
+      </w:r>
+      <w:r>
+        <w:rPr>
+          <w:b w:val="0"/>
+          <w:bCs w:val="0"/>
+          <w:lang w:eastAsia="zh-CN"/>
+        </w:rPr>
+        <w:t>)</w:t>
+      </w:r>
     </w:p>
     <w:p>
       <w:pPr>
@@ -1499,19 +1133,12 @@
       <w:r>
         <w:t xml:space="preserve"> has been linked significantly to Alzheimer’s risk. Although </w:t>
       </w:r>
-      <w:del w:id="95" w:author="Marissa Arvidson" w:date="2026-10-01T12:48:00Z" w16du:dateUtc="2026-10-01T04:48:00Z">
-        <w:r>
-          <w:delText xml:space="preserve">our </w:delText>
-        </w:r>
-      </w:del>
-      <w:ins w:id="96" w:author="Marissa Arvidson" w:date="2026-10-01T12:48:00Z" w16du:dateUtc="2026-10-01T04:48:00Z">
-        <w:r>
-          <w:t>this</w:t>
-        </w:r>
-        <w:r>
-          <w:t xml:space="preserve"> </w:t>
-        </w:r>
-      </w:ins>
+      <w:r>
+        <w:t>this</w:t>
+      </w:r>
+      <w:r>
+        <w:t xml:space="preserve"> </w:t>
+      </w:r>
       <w:r>
         <w:t xml:space="preserve">lab has used mammalian cell models to demonstrate that this variant can cause an increase in pathogenic proteins </w:t>
       </w:r>
@@ -1530,19 +1157,12 @@
       <w:r>
         <w:t xml:space="preserve">, </w:t>
       </w:r>
-      <w:del w:id="97" w:author="Marissa Arvidson" w:date="2026-10-01T12:48:00Z" w16du:dateUtc="2026-10-01T04:48:00Z">
-        <w:r>
-          <w:delText xml:space="preserve">we </w:delText>
-        </w:r>
-      </w:del>
-      <w:ins w:id="98" w:author="Marissa Arvidson" w:date="2026-10-01T12:48:00Z" w16du:dateUtc="2026-10-01T04:48:00Z">
-        <w:r>
-          <w:t>it</w:t>
-        </w:r>
-        <w:r>
-          <w:t xml:space="preserve"> </w:t>
-        </w:r>
-      </w:ins>
+      <w:r>
+        <w:t>it</w:t>
+      </w:r>
+      <w:r>
+        <w:t xml:space="preserve"> </w:t>
+      </w:r>
       <w:r>
         <w:t>ha</w:t>
       </w:r>
@@ -1555,16 +1175,9 @@
       <w:r>
         <w:t xml:space="preserve">within patients. Using this refined model, </w:t>
       </w:r>
-      <w:del w:id="99" w:author="Marissa Arvidson" w:date="2026-10-01T12:48:00Z" w16du:dateUtc="2026-10-01T04:48:00Z">
-        <w:r>
-          <w:delText xml:space="preserve">our </w:delText>
-        </w:r>
-      </w:del>
-      <w:ins w:id="100" w:author="Marissa Arvidson" w:date="2026-10-01T12:48:00Z" w16du:dateUtc="2026-10-01T04:48:00Z">
-        <w:r>
-          <w:t xml:space="preserve">this </w:t>
-        </w:r>
-      </w:ins>
+      <w:r>
+        <w:t xml:space="preserve">this </w:t>
+      </w:r>
       <w:r>
         <w:t>lab could begin targeting this mechanism for Alzheimer’s disease therapeutics.</w:t>
       </w:r>
@@ -1578,29 +1191,15 @@
       </w:r>
     </w:p>
     <w:p>
-      <w:del w:id="101" w:author="Marissa Arvidson" w:date="2026-10-01T12:48:00Z" w16du:dateUtc="2026-10-01T04:48:00Z">
-        <w:r>
-          <w:delText>We hypothesize</w:delText>
-        </w:r>
-      </w:del>
-      <w:ins w:id="102" w:author="Marissa Arvidson" w:date="2026-10-01T12:48:00Z" w16du:dateUtc="2026-10-01T04:48:00Z">
-        <w:r>
-          <w:t>T</w:t>
-        </w:r>
-      </w:ins>
-      <w:del w:id="103" w:author="Marissa Arvidson" w:date="2026-10-01T12:48:00Z" w16du:dateUtc="2026-10-01T04:48:00Z">
-        <w:r>
-          <w:delText xml:space="preserve"> t</w:delText>
-        </w:r>
-      </w:del>
+      <w:r>
+        <w:t>T</w:t>
+      </w:r>
       <w:r>
         <w:t xml:space="preserve">hat </w:t>
       </w:r>
-      <w:ins w:id="104" w:author="Marissa Arvidson" w:date="2026-10-01T12:48:00Z" w16du:dateUtc="2026-10-01T04:48:00Z">
-        <w:r>
-          <w:t xml:space="preserve">the </w:t>
-        </w:r>
-      </w:ins>
+      <w:r>
+        <w:t xml:space="preserve">the </w:t>
+      </w:r>
       <w:r>
         <w:t xml:space="preserve">expression of </w:t>
       </w:r>
@@ -1624,32 +1223,18 @@
       </w:r>
     </w:p>
     <w:p>
-      <w:del w:id="105" w:author="Marissa Arvidson" w:date="2026-10-01T12:48:00Z" w16du:dateUtc="2026-10-01T04:48:00Z">
-        <w:r>
-          <w:delText xml:space="preserve">We </w:delText>
-        </w:r>
-      </w:del>
-      <w:ins w:id="106" w:author="Marissa Arvidson" w:date="2026-10-01T12:49:00Z" w16du:dateUtc="2026-10-01T04:49:00Z">
-        <w:r>
-          <w:t>The</w:t>
-        </w:r>
-      </w:ins>
-      <w:del w:id="107" w:author="Marissa Arvidson" w:date="2026-10-01T12:49:00Z" w16du:dateUtc="2026-10-01T04:49:00Z">
-        <w:r>
-          <w:delText>utilize a</w:delText>
-        </w:r>
-      </w:del>
+      <w:r>
+        <w:t>The</w:t>
+      </w:r>
       <w:r>
         <w:t xml:space="preserve"> cellular model </w:t>
       </w:r>
       <w:r>
         <w:t xml:space="preserve">of SH-SY5Y cells </w:t>
       </w:r>
-      <w:ins w:id="108" w:author="Marissa Arvidson" w:date="2026-10-01T12:49:00Z" w16du:dateUtc="2026-10-01T04:49:00Z">
-        <w:r>
-          <w:t xml:space="preserve">were used </w:t>
-        </w:r>
-      </w:ins>
+      <w:r>
+        <w:t xml:space="preserve">were used </w:t>
+      </w:r>
       <w:r>
         <w:t xml:space="preserve">to </w:t>
       </w:r>
@@ -1666,16 +1251,9 @@
       <w:r>
         <w:t>-AD-R1. This involve</w:t>
       </w:r>
-      <w:ins w:id="109" w:author="Marissa Arvidson" w:date="2026-10-01T12:49:00Z" w16du:dateUtc="2026-10-01T04:49:00Z">
-        <w:r>
-          <w:t>d</w:t>
-        </w:r>
-      </w:ins>
-      <w:del w:id="110" w:author="Marissa Arvidson" w:date="2026-10-01T12:49:00Z" w16du:dateUtc="2026-10-01T04:49:00Z">
-        <w:r>
-          <w:delText>s</w:delText>
-        </w:r>
-      </w:del>
+      <w:r>
+        <w:t>d</w:t>
+      </w:r>
       <w:r>
         <w:t xml:space="preserve"> differentiating the SH-SY5Y to become mature neuron-like cells, and in the process transducing them with an AAV, then performing immunofluorescence staining (IF) on the proteins of interest.</w:t>
       </w:r>
@@ -1687,7 +1265,13 @@
         </w:rPr>
       </w:pPr>
       <w:r>
-        <w:t>Differentiation occurs for 7 days, with days 1, 4, and 6 involving treatment with retinoic acid and 1% Fetal Bovine Serum. Viral transduction</w:t>
+        <w:t xml:space="preserve">Differentiation occurs for 7 days, with days 1, 4, and 6 involving </w:t>
+      </w:r>
+      <w:r>
+        <w:t>treatments</w:t>
+      </w:r>
+      <w:r>
+        <w:t xml:space="preserve"> with retinoic acid and 1% Fetal Bovine Serum. Viral transduction</w:t>
       </w:r>
       <w:r>
         <w:rPr>
@@ -1712,43 +1296,24 @@
       <w:r>
         <w:t>Brightfield images show</w:t>
       </w:r>
-      <w:ins w:id="111" w:author="Marissa Arvidson" w:date="2026-10-01T12:49:00Z" w16du:dateUtc="2026-10-01T04:49:00Z">
-        <w:r>
-          <w:t>ed</w:t>
-        </w:r>
-      </w:ins>
+      <w:r>
+        <w:t>ed</w:t>
+      </w:r>
       <w:r>
         <w:t xml:space="preserve"> marks of initial differentiation. In general, cells were observed to have grown in axonal length, formed clusters, and have increased branching. </w:t>
       </w:r>
       <w:r>
         <w:t>This indicate</w:t>
       </w:r>
-      <w:ins w:id="112" w:author="Marissa Arvidson" w:date="2026-10-01T12:49:00Z" w16du:dateUtc="2026-10-01T04:49:00Z">
-        <w:r>
-          <w:t>d</w:t>
-        </w:r>
-      </w:ins>
-      <w:del w:id="113" w:author="Marissa Arvidson" w:date="2026-10-01T12:49:00Z" w16du:dateUtc="2026-10-01T04:49:00Z">
-        <w:r>
-          <w:delText>s</w:delText>
-        </w:r>
-      </w:del>
-      <w:r>
-        <w:t xml:space="preserve"> that the differentiation protocol was successful as </w:t>
-      </w:r>
-      <w:del w:id="114" w:author="Marissa Arvidson" w:date="2026-10-01T12:49:00Z" w16du:dateUtc="2026-10-01T04:49:00Z">
-        <w:r>
-          <w:delText xml:space="preserve">we observe </w:delText>
-        </w:r>
-      </w:del>
-      <w:r>
-        <w:t>morphological changes that are associated with mature neurons</w:t>
-      </w:r>
-      <w:ins w:id="115" w:author="Marissa Arvidson" w:date="2026-10-01T12:49:00Z" w16du:dateUtc="2026-10-01T04:49:00Z">
-        <w:r>
-          <w:t xml:space="preserve"> were observed</w:t>
-        </w:r>
-      </w:ins>
+      <w:r>
+        <w:t>d</w:t>
+      </w:r>
+      <w:r>
+        <w:t xml:space="preserve"> that the differentiation protocol was successful as morphological changes that are associated with mature neurons</w:t>
+      </w:r>
+      <w:r>
+        <w:t xml:space="preserve"> were observed</w:t>
+      </w:r>
       <w:r>
         <w:t>.</w:t>
       </w:r>
@@ -1758,29 +1323,15 @@
       <w:r>
         <w:t xml:space="preserve">To confirm these changes happened at the molecular level, </w:t>
       </w:r>
-      <w:del w:id="116" w:author="Marissa Arvidson" w:date="2026-10-01T12:50:00Z" w16du:dateUtc="2026-10-01T04:50:00Z">
-        <w:r>
-          <w:delText xml:space="preserve">we </w:delText>
-        </w:r>
-      </w:del>
-      <w:ins w:id="117" w:author="Marissa Arvidson" w:date="2026-10-01T12:50:00Z" w16du:dateUtc="2026-10-01T04:50:00Z">
-        <w:r>
-          <w:t xml:space="preserve">there was </w:t>
-        </w:r>
-      </w:ins>
+      <w:r>
+        <w:t xml:space="preserve">there was </w:t>
+      </w:r>
       <w:r>
         <w:t>stain</w:t>
       </w:r>
-      <w:ins w:id="118" w:author="Marissa Arvidson" w:date="2026-10-01T12:50:00Z" w16du:dateUtc="2026-10-01T04:50:00Z">
-        <w:r>
-          <w:t>ing</w:t>
-        </w:r>
-      </w:ins>
-      <w:del w:id="119" w:author="Marissa Arvidson" w:date="2026-10-01T12:50:00Z" w16du:dateUtc="2026-10-01T04:50:00Z">
-        <w:r>
-          <w:delText>ed</w:delText>
-        </w:r>
-      </w:del>
+      <w:r>
+        <w:t>ing</w:t>
+      </w:r>
       <w:r>
         <w:t xml:space="preserve"> for mature neuronal markers</w:t>
       </w:r>
@@ -1790,15 +1341,7 @@
     </w:p>
     <w:p>
       <w:r>
-        <w:t xml:space="preserve">Next, </w:t>
-      </w:r>
-      <w:del w:id="120" w:author="Marissa Arvidson" w:date="2026-10-01T12:50:00Z" w16du:dateUtc="2026-10-01T04:50:00Z">
-        <w:r>
-          <w:delText xml:space="preserve">we wanted </w:delText>
-        </w:r>
-      </w:del>
-      <w:r>
-        <w:t xml:space="preserve">to investigate if </w:t>
+        <w:t xml:space="preserve">Next, to investigate if </w:t>
       </w:r>
       <w:r>
         <w:t>C8</w:t>
@@ -1806,55 +1349,27 @@
       <w:r>
         <w:t>-AD-R1-expressing cells had increased pTau</w:t>
       </w:r>
-      <w:ins w:id="121" w:author="Marissa Arvidson" w:date="2026-10-01T12:50:00Z" w16du:dateUtc="2026-10-01T04:50:00Z">
-        <w:r>
-          <w:t>,</w:t>
-        </w:r>
-      </w:ins>
-      <w:del w:id="122" w:author="Marissa Arvidson" w:date="2026-10-01T12:50:00Z" w16du:dateUtc="2026-10-01T04:50:00Z">
-        <w:r>
-          <w:delText>.</w:delText>
-        </w:r>
-      </w:del>
+      <w:r>
+        <w:t>,</w:t>
+      </w:r>
       <w:r>
         <w:t xml:space="preserve"> </w:t>
       </w:r>
-      <w:ins w:id="123" w:author="Marissa Arvidson" w:date="2026-10-01T12:50:00Z" w16du:dateUtc="2026-10-01T04:50:00Z">
-        <w:r>
-          <w:t>q</w:t>
-        </w:r>
-      </w:ins>
-      <w:del w:id="124" w:author="Marissa Arvidson" w:date="2026-10-01T12:50:00Z" w16du:dateUtc="2026-10-01T04:50:00Z">
-        <w:r>
-          <w:delText>Q</w:delText>
-        </w:r>
-      </w:del>
+      <w:r>
+        <w:t>q</w:t>
+      </w:r>
       <w:r>
         <w:t xml:space="preserve">ualitative </w:t>
       </w:r>
-      <w:ins w:id="125" w:author="Marissa Arvidson" w:date="2026-10-01T12:50:00Z" w16du:dateUtc="2026-10-01T04:50:00Z">
-        <w:r>
-          <w:t xml:space="preserve">data was collected. </w:t>
-        </w:r>
-      </w:ins>
-      <w:ins w:id="126" w:author="Marissa Arvidson" w:date="2026-10-01T12:51:00Z" w16du:dateUtc="2026-10-01T04:51:00Z">
-        <w:r>
-          <w:t>O</w:t>
-        </w:r>
-      </w:ins>
-      <w:del w:id="127" w:author="Marissa Arvidson" w:date="2026-10-01T12:51:00Z" w16du:dateUtc="2026-10-01T04:51:00Z">
-        <w:r>
-          <w:delText>o</w:delText>
-        </w:r>
-      </w:del>
+      <w:r>
+        <w:t>data was collected. O</w:t>
+      </w:r>
       <w:r>
         <w:t>bservations suggest</w:t>
       </w:r>
-      <w:ins w:id="128" w:author="Marissa Arvidson" w:date="2026-10-01T12:51:00Z" w16du:dateUtc="2026-10-01T04:51:00Z">
-        <w:r>
-          <w:t>ed</w:t>
-        </w:r>
-      </w:ins>
+      <w:r>
+        <w:t>ed</w:t>
+      </w:r>
       <w:r>
         <w:t xml:space="preserve"> that there could be a relationship between the risk variant and pTau in this scenario as there is much more colocalization that can be observed in the AD</w:t>
       </w:r>
@@ -1864,43 +1379,26 @@
       <w:r>
         <w:t>R1 group compared to the control. However</w:t>
       </w:r>
-      <w:ins w:id="129" w:author="Marissa Arvidson" w:date="2026-10-01T12:51:00Z" w16du:dateUtc="2026-10-01T04:51:00Z">
-        <w:r>
-          <w:t>,</w:t>
-        </w:r>
-      </w:ins>
+      <w:r>
+        <w:t>,</w:t>
+      </w:r>
       <w:r>
         <w:t xml:space="preserve"> </w:t>
       </w:r>
-      <w:del w:id="130" w:author="Marissa Arvidson" w:date="2026-10-01T12:51:00Z" w16du:dateUtc="2026-10-01T04:51:00Z">
-        <w:r>
-          <w:delText>we d</w:delText>
-        </w:r>
-        <w:r>
-          <w:delText>id</w:delText>
-        </w:r>
-      </w:del>
-      <w:ins w:id="131" w:author="Marissa Arvidson" w:date="2026-10-01T12:51:00Z" w16du:dateUtc="2026-10-01T04:51:00Z">
-        <w:r>
-          <w:t>there was</w:t>
-        </w:r>
-      </w:ins>
-      <w:r>
-        <w:t xml:space="preserve"> not </w:t>
-      </w:r>
-      <w:del w:id="132" w:author="Marissa Arvidson" w:date="2026-10-01T12:51:00Z" w16du:dateUtc="2026-10-01T04:51:00Z">
-        <w:r>
-          <w:delText xml:space="preserve">have </w:delText>
-        </w:r>
-      </w:del>
-      <w:r>
-        <w:t>sufficient results to conduct statistical analysis</w:t>
+      <w:r>
+        <w:t>there was</w:t>
+      </w:r>
+      <w:r>
+        <w:t xml:space="preserve"> not sufficient results to conduct statistical analysis</w:t>
       </w:r>
       <w:r>
         <w:t xml:space="preserve">; </w:t>
       </w:r>
       <w:r>
-        <w:t>therefore these results are merely suggestive.</w:t>
+        <w:t>therefore,</w:t>
+      </w:r>
+      <w:r>
+        <w:t xml:space="preserve"> these results are merely suggestive.</w:t>
       </w:r>
       <w:r>
         <w:t xml:space="preserve"> </w:t>
@@ -2015,7 +1513,6 @@
     <w:p>
       <w:pPr>
         <w:rPr>
-          <w:ins w:id="133" w:author="Xiao, Tianmai" w:date="2026-10-01T15:51:00Z" w16du:dateUtc="2026-10-01T07:51:00Z"/>
           <w:lang w:eastAsia="zh-CN"/>
         </w:rPr>
       </w:pPr>
@@ -2080,7 +1577,21 @@
         <w:rPr>
           <w:lang w:eastAsia="zh-CN"/>
         </w:rPr>
-        <w:t>solidification of findings could encompass different staining methods, such as immunohistochemistry (IHC) or RNA Fluorescence In Situ Hybridization (RNA-FISH) staining</w:t>
+        <w:t xml:space="preserve">solidification of findings could encompass different staining methods, such as immunohistochemistry (IHC) or RNA Fluorescence </w:t>
+      </w:r>
+      <w:proofErr w:type="gramStart"/>
+      <w:r>
+        <w:rPr>
+          <w:lang w:eastAsia="zh-CN"/>
+        </w:rPr>
+        <w:t>In</w:t>
+      </w:r>
+      <w:proofErr w:type="gramEnd"/>
+      <w:r>
+        <w:rPr>
+          <w:lang w:eastAsia="zh-CN"/>
+        </w:rPr>
+        <w:t xml:space="preserve"> Situ Hybridization (RNA-FISH) staining</w:t>
       </w:r>
       <w:r>
         <w:rPr>
@@ -2110,7 +1621,6 @@
     <w:p>
       <w:pPr>
         <w:rPr>
-          <w:ins w:id="134" w:author="Xiao, Tianmai" w:date="2026-10-01T15:51:00Z" w16du:dateUtc="2026-10-01T07:51:00Z"/>
           <w:lang w:eastAsia="zh-CN"/>
         </w:rPr>
       </w:pPr>
@@ -2118,355 +1628,318 @@
     <w:p>
       <w:pPr>
         <w:pStyle w:val="Heading2"/>
+        <w:rPr>
+          <w:lang w:eastAsia="zh-CN"/>
+        </w:rPr>
+      </w:pPr>
+      <w:r>
+        <w:t xml:space="preserve">Persistence and Change in Requested AI Functions: An Observational Study of </w:t>
+      </w:r>
+      <w:proofErr w:type="spellStart"/>
+      <w:r>
+        <w:t>WildChat</w:t>
+      </w:r>
+      <w:proofErr w:type="spellEnd"/>
+      <w:r>
+        <w:t xml:space="preserve"> Conversations </w:t>
+      </w:r>
+      <w:r>
         <w:rPr>
           <w:b w:val="0"/>
           <w:bCs w:val="0"/>
-          <w:lang w:eastAsia="zh-CN"/>
-          <w:rPrChange w:id="135" w:author="Xiao, Tianmai" w:date="2026-10-01T15:52:00Z" w16du:dateUtc="2026-10-01T07:52:00Z">
-            <w:rPr>
-              <w:lang w:eastAsia="zh-CN"/>
-            </w:rPr>
-          </w:rPrChange>
-        </w:rPr>
-        <w:pPrChange w:id="136" w:author="Xiao, Tianmai" w:date="2026-10-01T15:51:00Z" w16du:dateUtc="2026-10-01T07:51:00Z">
-          <w:pPr/>
-        </w:pPrChange>
-      </w:pPr>
-      <w:ins w:id="137" w:author="Xiao, Tianmai" w:date="2026-10-01T15:51:00Z" w16du:dateUtc="2026-10-01T07:51:00Z">
-        <w:r>
-          <w:t>Persistence and Change in Requested AI Functions: An Observational Study of WildChat Conversations</w:t>
-        </w:r>
-      </w:ins>
-      <w:ins w:id="138" w:author="Xiao, Tianmai" w:date="2026-10-01T15:52:00Z" w16du:dateUtc="2026-10-01T07:52:00Z">
-        <w:r>
-          <w:t xml:space="preserve"> </w:t>
-        </w:r>
-        <w:r>
-          <w:rPr>
-            <w:b w:val="0"/>
-            <w:bCs w:val="0"/>
-          </w:rPr>
-          <w:t>(September to October, 2026, 8 weeks)</w:t>
-        </w:r>
-      </w:ins>
+        </w:rPr>
+        <w:t xml:space="preserve">(September </w:t>
+      </w:r>
+      <w:r>
+        <w:rPr>
+          <w:b w:val="0"/>
+          <w:bCs w:val="0"/>
+        </w:rPr>
+        <w:t>2026 to present ongoing)</w:t>
+      </w:r>
     </w:p>
     <w:p>
       <w:pPr>
         <w:ind w:firstLine="0"/>
         <w:rPr>
-          <w:ins w:id="139" w:author="Xiao, Tianmai" w:date="2026-10-01T15:54:00Z" w16du:dateUtc="2026-10-01T07:54:00Z"/>
           <w:i/>
           <w:iCs/>
           <w:lang w:eastAsia="zh-CN"/>
         </w:rPr>
       </w:pPr>
-      <w:ins w:id="140" w:author="Xiao, Tianmai" w:date="2026-10-01T15:53:00Z" w16du:dateUtc="2026-10-01T07:53:00Z">
-        <w:r>
-          <w:rPr>
-            <w:i/>
-            <w:iCs/>
-          </w:rPr>
-          <w:t xml:space="preserve">Mentor: </w:t>
-        </w:r>
-        <w:r>
-          <w:rPr>
-            <w:i/>
-            <w:iCs/>
-          </w:rPr>
-          <w:t>Dr. Chen Hu, Beijing Zhongguancun Academy</w:t>
-        </w:r>
-      </w:ins>
+      <w:r>
+        <w:rPr>
+          <w:i/>
+          <w:iCs/>
+        </w:rPr>
+        <w:t>Mentor: Dr. Chen Hu, Beijing Zhongguancun Academy</w:t>
+      </w:r>
     </w:p>
     <w:p>
       <w:pPr>
         <w:pStyle w:val="Heading3"/>
-        <w:rPr>
-          <w:ins w:id="141" w:author="Xiao, Tianmai" w:date="2026-10-01T15:54:00Z" w16du:dateUtc="2026-10-01T07:54:00Z"/>
-        </w:rPr>
-      </w:pPr>
-      <w:ins w:id="142" w:author="Xiao, Tianmai" w:date="2026-10-01T15:54:00Z" w16du:dateUtc="2026-10-01T07:54:00Z">
-        <w:r>
-          <w:t>Research Question</w:t>
-        </w:r>
-      </w:ins>
-    </w:p>
-    <w:p>
-      <w:pPr>
-        <w:rPr>
-          <w:ins w:id="143" w:author="Xiao, Tianmai" w:date="2026-10-01T15:54:00Z" w16du:dateUtc="2026-10-01T07:54:00Z"/>
-        </w:rPr>
-      </w:pPr>
-      <w:ins w:id="144" w:author="Xiao, Tianmai" w:date="2026-10-01T15:57:00Z" w16du:dateUtc="2026-10-01T07:57:00Z">
-        <w:r>
-          <w:t xml:space="preserve">How is the function users initially request of an AI </w:t>
-        </w:r>
-      </w:ins>
-      <w:ins w:id="145" w:author="Xiao, Tianmai" w:date="2026-10-01T15:58:00Z" w16du:dateUtc="2026-10-01T07:58:00Z">
-        <w:r>
-          <w:t>associated with persistence or change in the tasks or judgement they delegate during subsequent conversation?</w:t>
-        </w:r>
-      </w:ins>
+      </w:pPr>
+      <w:r>
+        <w:t>Research Question</w:t>
+      </w:r>
+    </w:p>
+    <w:p>
+      <w:r>
+        <w:t>How is the function users initially request of an AI associated with persistence or change in the tasks or judgement they delegate during subsequent conversation?</w:t>
+      </w:r>
     </w:p>
     <w:p>
       <w:pPr>
         <w:pStyle w:val="Heading3"/>
-        <w:rPr>
-          <w:ins w:id="146" w:author="Xiao, Tianmai" w:date="2026-10-01T15:54:00Z" w16du:dateUtc="2026-10-01T07:54:00Z"/>
-        </w:rPr>
-      </w:pPr>
-      <w:ins w:id="147" w:author="Xiao, Tianmai" w:date="2026-10-01T15:54:00Z" w16du:dateUtc="2026-10-01T07:54:00Z">
-        <w:r>
-          <w:t>Background and Significance</w:t>
-        </w:r>
-      </w:ins>
-    </w:p>
-    <w:p>
-      <w:pPr>
-        <w:rPr>
-          <w:ins w:id="148" w:author="Xiao, Tianmai" w:date="2026-10-01T15:54:00Z" w16du:dateUtc="2026-10-01T07:54:00Z"/>
-        </w:rPr>
-      </w:pPr>
-      <w:ins w:id="149" w:author="Xiao, Tianmai" w:date="2026-10-01T15:58:00Z" w16du:dateUtc="2026-10-01T07:58:00Z">
-        <w:r>
-          <w:t>Users can ask AI to perform many functions, from information-seeking to text</w:t>
-        </w:r>
-      </w:ins>
-      <w:ins w:id="150" w:author="Xiao, Tianmai" w:date="2026-10-01T15:59:00Z" w16du:dateUtc="2026-10-01T07:59:00Z">
-        <w:r>
-          <w:t xml:space="preserve"> editing to evaluating and recommending decisions. We wished to investigate how these requests develop throughout a conversation, if users tended to continue asking for the same type of assistance, or if they </w:t>
-        </w:r>
-      </w:ins>
-      <w:ins w:id="151" w:author="Xiao, Tianmai" w:date="2026-10-01T16:00:00Z" w16du:dateUtc="2026-10-01T08:00:00Z">
-        <w:r>
-          <w:t xml:space="preserve">changed the topic of the conversation. </w:t>
-        </w:r>
-        <w:r>
-          <w:t>Understanding these patterns could inform the design of AI systems that better support users as their needs evolve</w:t>
-        </w:r>
-      </w:ins>
-      <w:ins w:id="152" w:author="Xiao, Tianmai" w:date="2026-10-01T16:01:00Z" w16du:dateUtc="2026-10-01T08:01:00Z">
-        <w:r>
-          <w:t>, as well as pro</w:t>
-        </w:r>
-      </w:ins>
-      <w:ins w:id="153" w:author="Xiao, Tianmai" w:date="2026-10-01T16:02:00Z" w16du:dateUtc="2026-10-01T08:02:00Z">
-        <w:r>
-          <w:t>vide insight into how we cognitively are adapting to this new multi-capable tool.</w:t>
-        </w:r>
-      </w:ins>
+      </w:pPr>
+      <w:r>
+        <w:t>Background and Significance</w:t>
+      </w:r>
+    </w:p>
+    <w:p>
+      <w:r>
+        <w:t xml:space="preserve">Users can ask AI to perform many functions, from information-seeking to text editing to evaluating and recommending decisions. We wished to investigate how these requests develop throughout a conversation, if users tended to continue asking for the same type of assistance, or if they changed the topic of the conversation. </w:t>
+      </w:r>
+      <w:r>
+        <w:t>Understanding these patterns could inform the design of AI systems that better support users as their needs evolve</w:t>
+      </w:r>
+      <w:r>
+        <w:t>, as well as provide insight into how we cognitively are adapting to this new multi-capable tool.</w:t>
+      </w:r>
+      <w:r>
+        <w:t xml:space="preserve"> </w:t>
+      </w:r>
+      <w:r>
+        <w:t>Persistence could be consistent with functional fixedness, but it may also reflect preferences, task sequencing, or appropriate continuity.</w:t>
+      </w:r>
+    </w:p>
+    <w:p>
+      <w:pPr>
+        <w:rPr>
+          <w:b/>
+          <w:bCs/>
+        </w:rPr>
+      </w:pPr>
+      <w:r>
+        <w:rPr>
+          <w:b/>
+          <w:bCs/>
+        </w:rPr>
+        <w:t>Hypothesis</w:t>
+      </w:r>
+    </w:p>
+    <w:p>
+      <w:pPr>
+        <w:rPr>
+          <w:i/>
+          <w:iCs/>
+        </w:rPr>
+      </w:pPr>
+      <w:r>
+        <w:rPr>
+          <w:i/>
+          <w:iCs/>
+        </w:rPr>
+        <w:lastRenderedPageBreak/>
+        <w:t>H1: Substantive follow-ups retain the initial task categories (H1a) and delegated discretion category (H1b) more often than they change them. Discretion categories distinguish Execution, Judgment, and Mixed requests.</w:t>
+      </w:r>
+    </w:p>
+    <w:p>
+      <w:pPr>
+        <w:rPr>
+          <w:i/>
+          <w:iCs/>
+        </w:rPr>
+      </w:pPr>
+      <w:r>
+        <w:rPr>
+          <w:i/>
+          <w:iCs/>
+        </w:rPr>
+        <w:t>H2: Practical advice and planning requests involve delegated judgment more often than information and explanation requests.</w:t>
+      </w:r>
+    </w:p>
+    <w:p>
+      <w:pPr>
+        <w:rPr>
+          <w:i/>
+          <w:iCs/>
+        </w:rPr>
+      </w:pPr>
+      <w:r>
+        <w:rPr>
+          <w:i/>
+          <w:iCs/>
+        </w:rPr>
+        <w:t>H3: When a relevant alternative AI function is available, assessable follow-ups pursuing the same goal retain both the current task categories and discretion category more often than they change either.</w:t>
+      </w:r>
+    </w:p>
+    <w:p>
+      <w:pPr>
+        <w:rPr>
+          <w:b/>
+          <w:bCs/>
+        </w:rPr>
+      </w:pPr>
+      <w:r>
+        <w:rPr>
+          <w:b/>
+          <w:bCs/>
+        </w:rPr>
+        <w:t>Methods</w:t>
+      </w:r>
+    </w:p>
+    <w:p>
+      <w:pPr>
+        <w:rPr>
+          <w:lang w:eastAsia="zh-CN"/>
+        </w:rPr>
+      </w:pPr>
+      <w:r>
+        <w:rPr>
+          <w:lang w:eastAsia="zh-CN"/>
+        </w:rPr>
+        <w:t xml:space="preserve">This exploratory observational study analyzed 500 English-language GPT-3.5-turbo conversations from </w:t>
+      </w:r>
+      <w:proofErr w:type="spellStart"/>
+      <w:r>
+        <w:rPr>
+          <w:lang w:eastAsia="zh-CN"/>
+        </w:rPr>
+        <w:t>WildChat</w:t>
+      </w:r>
+      <w:proofErr w:type="spellEnd"/>
+      <w:r>
+        <w:rPr>
+          <w:lang w:eastAsia="zh-CN"/>
+        </w:rPr>
+        <w:t>, containing 1,589 user follow-ups. Conversations were selected through reproducible random ordering and eligibility screening. An initial pilot of 30 conversations informed the annotation framework.</w:t>
+      </w:r>
+    </w:p>
+    <w:p>
+      <w:pPr>
+        <w:rPr>
+          <w:lang w:eastAsia="zh-CN"/>
+        </w:rPr>
+      </w:pPr>
+      <w:r>
+        <w:rPr>
+          <w:lang w:eastAsia="zh-CN"/>
+        </w:rPr>
+        <w:t>LLM-assisted annotation recorded task categories, delegated discretion, follow-up actions, and explicit feedback. Supplementary measures recorded content development, content origin, and model-inferred satisfaction. Inferred satisfaction was treated as an indirect measure rather than a user report.</w:t>
+      </w:r>
+    </w:p>
+    <w:p>
+      <w:pPr>
+        <w:rPr>
+          <w:lang w:eastAsia="zh-CN"/>
+        </w:rPr>
+      </w:pPr>
+      <w:r>
+        <w:rPr>
+          <w:lang w:eastAsia="zh-CN"/>
+        </w:rPr>
+        <w:t>Request annotations used only dialogue available through the target message. Alternative-function opportunities were identified from preceding dialogue, excluding the follow-up being assessed. General retention was measured against the initial request. Persistence at alternative opportunities was measured against the active request.</w:t>
+      </w:r>
+    </w:p>
+    <w:p>
+      <w:pPr>
+        <w:rPr>
+          <w:b/>
+          <w:bCs/>
+          <w:i/>
+          <w:iCs/>
+        </w:rPr>
+      </w:pPr>
+      <w:r>
+        <w:rPr>
+          <w:lang w:eastAsia="zh-CN"/>
+        </w:rPr>
+        <w:t xml:space="preserve">Main estimates gave each contributing conversation equal weight. Confidence intervals used 5,000 bootstrap resamples of whole conversations. H1 and H2 used intervals adjusted for </w:t>
+      </w:r>
+      <w:r>
+        <w:rPr>
+          <w:lang w:eastAsia="zh-CN"/>
+        </w:rPr>
+        <w:lastRenderedPageBreak/>
+        <w:t>three comparisons; H3 used a 95% interval. All conversations received a consistent final codebook, although coding was harmonized after earlier results were known.</w:t>
+      </w:r>
     </w:p>
     <w:p>
       <w:pPr>
         <w:pStyle w:val="Heading3"/>
         <w:rPr>
-          <w:ins w:id="154" w:author="Xiao, Tianmai" w:date="2026-10-01T15:54:00Z" w16du:dateUtc="2026-10-01T07:54:00Z"/>
-        </w:rPr>
-      </w:pPr>
-      <w:ins w:id="155" w:author="Xiao, Tianmai" w:date="2026-10-01T15:54:00Z" w16du:dateUtc="2026-10-01T07:54:00Z">
-        <w:r>
-          <w:lastRenderedPageBreak/>
-          <w:t>Methods</w:t>
-        </w:r>
-      </w:ins>
-    </w:p>
-    <w:p>
-      <w:pPr>
-        <w:rPr>
-          <w:ins w:id="156" w:author="Xiao, Tianmai" w:date="2026-10-01T16:02:00Z" w16du:dateUtc="2026-10-01T08:02:00Z"/>
-          <w:lang w:eastAsia="zh-CN"/>
-        </w:rPr>
-        <w:pPrChange w:id="157" w:author="Xiao, Tianmai" w:date="2026-10-01T16:02:00Z" w16du:dateUtc="2026-10-01T08:02:00Z">
-          <w:pPr>
-            <w:spacing w:before="100" w:beforeAutospacing="1" w:after="100" w:afterAutospacing="1" w:line="240" w:lineRule="auto"/>
-            <w:ind w:firstLine="0"/>
-          </w:pPr>
-        </w:pPrChange>
-      </w:pPr>
-      <w:ins w:id="158" w:author="Xiao, Tianmai" w:date="2026-10-01T16:02:00Z" w16du:dateUtc="2026-10-01T08:02:00Z">
-        <w:r>
-          <w:rPr>
-            <w:lang w:eastAsia="zh-CN"/>
-          </w:rPr>
-          <w:t>This project uses an observational analysis of conversations from WildChat, a dataset of user–AI interactions. An initial pilot of 30 conversations containing 64 user follow-ups supported the development and refinement of an annotation framework.</w:t>
-        </w:r>
-      </w:ins>
-    </w:p>
-    <w:p>
-      <w:pPr>
-        <w:rPr>
-          <w:ins w:id="159" w:author="Xiao, Tianmai" w:date="2026-10-01T16:02:00Z" w16du:dateUtc="2026-10-01T08:02:00Z"/>
-          <w:lang w:eastAsia="zh-CN"/>
-        </w:rPr>
-        <w:pPrChange w:id="160" w:author="Xiao, Tianmai" w:date="2026-10-01T16:04:00Z" w16du:dateUtc="2026-10-01T08:04:00Z">
-          <w:pPr>
-            <w:spacing w:before="100" w:beforeAutospacing="1" w:after="100" w:afterAutospacing="1" w:line="240" w:lineRule="auto"/>
-            <w:ind w:firstLine="0"/>
-          </w:pPr>
-        </w:pPrChange>
-      </w:pPr>
-      <w:ins w:id="161" w:author="Xiao, Tianmai" w:date="2026-10-01T16:02:00Z" w16du:dateUtc="2026-10-01T08:02:00Z">
-        <w:r>
-          <w:rPr>
-            <w:lang w:eastAsia="zh-CN"/>
-          </w:rPr>
-          <w:t xml:space="preserve">The framework records task type, delegated judgment, follow-up actions, and explicit evaluative feedback. </w:t>
-        </w:r>
-      </w:ins>
-      <w:ins w:id="162" w:author="Xiao, Tianmai" w:date="2026-10-01T16:03:00Z" w16du:dateUtc="2026-10-01T08:03:00Z">
-        <w:r>
-          <w:rPr>
-            <w:lang w:eastAsia="zh-CN"/>
-          </w:rPr>
-          <w:t>Secondary</w:t>
-        </w:r>
-      </w:ins>
-      <w:ins w:id="163" w:author="Xiao, Tianmai" w:date="2026-10-01T16:02:00Z" w16du:dateUtc="2026-10-01T08:02:00Z">
-        <w:r>
-          <w:rPr>
-            <w:lang w:eastAsia="zh-CN"/>
-          </w:rPr>
-          <w:t xml:space="preserve"> measures describe whether users develop existing content or introduce new directions, and whether developed content originated with the user, AI, or both. </w:t>
-        </w:r>
-      </w:ins>
-      <w:ins w:id="164" w:author="Xiao, Tianmai" w:date="2026-10-01T16:03:00Z" w16du:dateUtc="2026-10-01T08:03:00Z">
-        <w:r>
-          <w:rPr>
-            <w:lang w:eastAsia="zh-CN"/>
-          </w:rPr>
-          <w:t>User satisfaction is either taken from expli</w:t>
-        </w:r>
-      </w:ins>
-      <w:ins w:id="165" w:author="Xiao, Tianmai" w:date="2026-10-01T16:04:00Z" w16du:dateUtc="2026-10-01T08:04:00Z">
-        <w:r>
-          <w:rPr>
-            <w:lang w:eastAsia="zh-CN"/>
-          </w:rPr>
-          <w:t xml:space="preserve">cit feedback, or </w:t>
-        </w:r>
-      </w:ins>
-      <w:ins w:id="166" w:author="Xiao, Tianmai" w:date="2026-10-01T16:02:00Z" w16du:dateUtc="2026-10-01T08:02:00Z">
-        <w:r>
-          <w:rPr>
-            <w:lang w:eastAsia="zh-CN"/>
-          </w:rPr>
-          <w:t xml:space="preserve">assessed </w:t>
-        </w:r>
-      </w:ins>
-      <w:ins w:id="167" w:author="Xiao, Tianmai" w:date="2026-10-01T16:03:00Z" w16du:dateUtc="2026-10-01T08:03:00Z">
-        <w:r>
-          <w:rPr>
-            <w:lang w:eastAsia="zh-CN"/>
-          </w:rPr>
-          <w:t xml:space="preserve">by an external LLM </w:t>
-        </w:r>
-      </w:ins>
-      <w:ins w:id="168" w:author="Xiao, Tianmai" w:date="2026-10-01T16:04:00Z" w16du:dateUtc="2026-10-01T08:04:00Z">
-        <w:r>
-          <w:rPr>
-            <w:lang w:eastAsia="zh-CN"/>
-          </w:rPr>
-          <w:t>to infer it.</w:t>
-        </w:r>
-      </w:ins>
-    </w:p>
-    <w:p>
-      <w:pPr>
-        <w:rPr>
-          <w:ins w:id="169" w:author="Xiao, Tianmai" w:date="2026-10-01T16:02:00Z" w16du:dateUtc="2026-10-01T08:02:00Z"/>
-          <w:lang w:eastAsia="zh-CN"/>
-        </w:rPr>
-        <w:pPrChange w:id="170" w:author="Xiao, Tianmai" w:date="2026-10-01T16:02:00Z" w16du:dateUtc="2026-10-01T08:02:00Z">
-          <w:pPr>
-            <w:spacing w:before="100" w:beforeAutospacing="1" w:after="100" w:afterAutospacing="1" w:line="240" w:lineRule="auto"/>
-            <w:ind w:firstLine="0"/>
-          </w:pPr>
-        </w:pPrChange>
-      </w:pPr>
-      <w:ins w:id="171" w:author="Xiao, Tianmai" w:date="2026-10-01T16:02:00Z" w16du:dateUtc="2026-10-01T08:02:00Z">
-        <w:r>
-          <w:rPr>
-            <w:lang w:eastAsia="zh-CN"/>
-          </w:rPr>
-          <w:t xml:space="preserve">A formal sample of 300 English-language GPT-3.5-turbo conversations was selected through reproducible random ordering and eligibility screening, </w:t>
-        </w:r>
-      </w:ins>
-      <w:ins w:id="172" w:author="Xiao, Tianmai" w:date="2026-10-01T16:04:00Z" w16du:dateUtc="2026-10-01T08:04:00Z">
-        <w:r>
-          <w:rPr>
-            <w:lang w:eastAsia="zh-CN"/>
-          </w:rPr>
-          <w:t>with</w:t>
-        </w:r>
-      </w:ins>
-      <w:ins w:id="173" w:author="Xiao, Tianmai" w:date="2026-10-01T16:02:00Z" w16du:dateUtc="2026-10-01T08:02:00Z">
-        <w:r>
-          <w:rPr>
-            <w:lang w:eastAsia="zh-CN"/>
-          </w:rPr>
-          <w:t xml:space="preserve"> 922 </w:t>
-        </w:r>
-      </w:ins>
-      <w:ins w:id="174" w:author="Xiao, Tianmai" w:date="2026-10-01T16:04:00Z" w16du:dateUtc="2026-10-01T08:04:00Z">
-        <w:r>
-          <w:rPr>
-            <w:lang w:eastAsia="zh-CN"/>
-          </w:rPr>
-          <w:t xml:space="preserve">total </w:t>
-        </w:r>
-      </w:ins>
-      <w:ins w:id="175" w:author="Xiao, Tianmai" w:date="2026-10-01T16:02:00Z" w16du:dateUtc="2026-10-01T08:02:00Z">
-        <w:r>
-          <w:rPr>
-            <w:lang w:eastAsia="zh-CN"/>
-          </w:rPr>
-          <w:t>user follow-ups. LLM-assisted annotation uses the conversation history available through each target message, excluding later responses. Each substantive follow-up is compared with both the initial request and the preceding substantive request to identify persistence and change.</w:t>
-        </w:r>
-      </w:ins>
+          <w:rFonts w:asciiTheme="minorHAnsi" w:eastAsiaTheme="minorEastAsia" w:hAnsiTheme="minorHAnsi" w:cstheme="minorBidi"/>
+          <w:b w:val="0"/>
+          <w:bCs w:val="0"/>
+          <w:lang w:eastAsia="zh-CN"/>
+        </w:rPr>
+      </w:pPr>
+      <w:r>
+        <w:t>Results</w:t>
+      </w:r>
     </w:p>
     <w:p>
       <w:pPr>
         <w:pStyle w:val="Heading3"/>
         <w:rPr>
-          <w:ins w:id="176" w:author="Xiao, Tianmai" w:date="2026-10-01T15:54:00Z" w16du:dateUtc="2026-10-01T07:54:00Z"/>
-          <w:lang w:eastAsia="zh-CN"/>
-        </w:rPr>
-      </w:pPr>
-      <w:ins w:id="177" w:author="Xiao, Tianmai" w:date="2026-10-01T15:54:00Z" w16du:dateUtc="2026-10-01T07:54:00Z">
-        <w:r>
-          <w:t>Results</w:t>
-        </w:r>
-      </w:ins>
-    </w:p>
-    <w:p>
-      <w:pPr>
-        <w:rPr>
-          <w:ins w:id="178" w:author="Xiao, Tianmai" w:date="2026-10-01T15:54:00Z" w16du:dateUtc="2026-10-01T07:54:00Z"/>
-        </w:rPr>
-      </w:pPr>
-      <w:ins w:id="179" w:author="Xiao, Tianmai" w:date="2026-10-01T16:05:00Z" w16du:dateUtc="2026-10-01T08:05:00Z">
-        <w:r>
-          <w:rPr>
-            <w:highlight w:val="yellow"/>
-            <w:rPrChange w:id="180" w:author="Xiao, Tianmai" w:date="2026-10-01T16:05:00Z" w16du:dateUtc="2026-10-01T08:05:00Z">
-              <w:rPr/>
-            </w:rPrChange>
-          </w:rPr>
-          <w:t>XXX</w:t>
-        </w:r>
-      </w:ins>
+          <w:rFonts w:asciiTheme="minorHAnsi" w:eastAsiaTheme="minorEastAsia" w:hAnsiTheme="minorHAnsi" w:cstheme="minorBidi"/>
+          <w:b w:val="0"/>
+          <w:bCs w:val="0"/>
+        </w:rPr>
+      </w:pPr>
+      <w:r>
+        <w:rPr>
+          <w:rFonts w:asciiTheme="minorHAnsi" w:eastAsiaTheme="minorEastAsia" w:hAnsiTheme="minorHAnsi" w:cstheme="minorBidi"/>
+          <w:b w:val="0"/>
+          <w:bCs w:val="0"/>
+        </w:rPr>
+        <w:t>Follow-ups retained the initial task categories at a conversation-weighted rate of 69.7% and the initial discretion category at 77.2%. Their adjusted confidence intervals were [64.8%, 74.5%] and [72.7%, 81.6%], respectively. Both exceeded 50%, supporting H1.</w:t>
+      </w:r>
     </w:p>
     <w:p>
       <w:pPr>
         <w:pStyle w:val="Heading3"/>
         <w:rPr>
-          <w:ins w:id="181" w:author="Xiao, Tianmai" w:date="2026-10-01T15:54:00Z" w16du:dateUtc="2026-10-01T07:54:00Z"/>
-        </w:rPr>
-      </w:pPr>
-      <w:ins w:id="182" w:author="Xiao, Tianmai" w:date="2026-10-01T15:54:00Z" w16du:dateUtc="2026-10-01T07:54:00Z">
-        <w:r>
-          <w:t>Skills Developed</w:t>
-        </w:r>
-      </w:ins>
+          <w:rFonts w:asciiTheme="minorHAnsi" w:eastAsiaTheme="minorEastAsia" w:hAnsiTheme="minorHAnsi" w:cstheme="minorBidi"/>
+          <w:b w:val="0"/>
+          <w:bCs w:val="0"/>
+        </w:rPr>
+      </w:pPr>
+      <w:r>
+        <w:rPr>
+          <w:rFonts w:asciiTheme="minorHAnsi" w:eastAsiaTheme="minorEastAsia" w:hAnsiTheme="minorHAnsi" w:cstheme="minorBidi"/>
+          <w:b w:val="0"/>
+          <w:bCs w:val="0"/>
+        </w:rPr>
+        <w:t>Delegated judgment occurred in 97.3% of planning requests and 11.4% of information requests under conversation weighting. The estimated difference was 85.8 percentage points, adjusted CI [78.8, 92.0]. This supported H2 under the coding framework, although planning and judgment partly share defining operations.</w:t>
+      </w:r>
+    </w:p>
+    <w:p>
+      <w:pPr>
+        <w:pStyle w:val="Heading3"/>
+        <w:rPr>
+          <w:rFonts w:asciiTheme="minorHAnsi" w:eastAsiaTheme="minorEastAsia" w:hAnsiTheme="minorHAnsi" w:cstheme="minorBidi"/>
+          <w:b w:val="0"/>
+          <w:bCs w:val="0"/>
+        </w:rPr>
+      </w:pPr>
+      <w:r>
+        <w:rPr>
+          <w:rFonts w:asciiTheme="minorHAnsi" w:eastAsiaTheme="minorEastAsia" w:hAnsiTheme="minorHAnsi" w:cstheme="minorBidi"/>
+          <w:b w:val="0"/>
+          <w:bCs w:val="0"/>
+        </w:rPr>
+        <w:t>Researchers identified 252 clear alternative-function opportunities. Of these, 198 moments in 91 conversations had assessable same-goal follow-ups. The conversation-weighted persistence rate was 63.2%, 95% CI [54.1%, 72.1%], supporting H3. Stricter opportunity criteria and analyses using only the first qualifying opportunity showed the same direction.</w:t>
+      </w:r>
+    </w:p>
+    <w:p>
+      <w:pPr>
+        <w:pStyle w:val="Heading3"/>
+      </w:pPr>
+      <w:r>
+        <w:t>Skills Developed</w:t>
+      </w:r>
     </w:p>
     <w:p>
       <w:pPr>
@@ -2476,21 +1949,12 @@
           <w:numId w:val="14"/>
         </w:numPr>
         <w:rPr>
-          <w:ins w:id="183" w:author="Xiao, Tianmai" w:date="2026-10-01T16:06:00Z" w16du:dateUtc="2026-10-01T08:06:00Z"/>
           <w:kern w:val="0"/>
         </w:rPr>
-        <w:pPrChange w:id="184" w:author="Xiao, Tianmai" w:date="2026-10-01T16:06:00Z" w16du:dateUtc="2026-10-01T08:06:00Z">
-          <w:pPr/>
-        </w:pPrChange>
-      </w:pPr>
-      <w:ins w:id="185" w:author="Xiao, Tianmai" w:date="2026-10-01T16:06:00Z" w16du:dateUtc="2026-10-01T08:06:00Z">
-        <w:r>
-          <w:t>Independent r</w:t>
-        </w:r>
-        <w:r>
-          <w:t>esearch design and operationalization of behavioral constructs</w:t>
-        </w:r>
-      </w:ins>
+      </w:pPr>
+      <w:r>
+        <w:t>Independent research design and operationalization of behavioral constructs</w:t>
+      </w:r>
     </w:p>
     <w:p>
       <w:pPr>
@@ -2499,18 +1963,10 @@
           <w:ilvl w:val="0"/>
           <w:numId w:val="14"/>
         </w:numPr>
-        <w:rPr>
-          <w:ins w:id="186" w:author="Xiao, Tianmai" w:date="2026-10-01T16:06:00Z" w16du:dateUtc="2026-10-01T08:06:00Z"/>
-        </w:rPr>
-        <w:pPrChange w:id="187" w:author="Xiao, Tianmai" w:date="2026-10-01T16:06:00Z" w16du:dateUtc="2026-10-01T08:06:00Z">
-          <w:pPr/>
-        </w:pPrChange>
-      </w:pPr>
-      <w:ins w:id="188" w:author="Xiao, Tianmai" w:date="2026-10-01T16:06:00Z" w16du:dateUtc="2026-10-01T08:06:00Z">
-        <w:r>
-          <w:t>Development and refinement of qualitative annotation codebooks</w:t>
-        </w:r>
-      </w:ins>
+      </w:pPr>
+      <w:r>
+        <w:t>Development and refinement of qualitative annotation codebooks</w:t>
+      </w:r>
     </w:p>
     <w:p>
       <w:pPr>
@@ -2519,21 +1975,10 @@
           <w:ilvl w:val="0"/>
           <w:numId w:val="14"/>
         </w:numPr>
-        <w:rPr>
-          <w:ins w:id="189" w:author="Xiao, Tianmai" w:date="2026-10-01T16:06:00Z" w16du:dateUtc="2026-10-01T08:06:00Z"/>
-        </w:rPr>
-        <w:pPrChange w:id="190" w:author="Xiao, Tianmai" w:date="2026-10-01T16:06:00Z" w16du:dateUtc="2026-10-01T08:06:00Z">
-          <w:pPr/>
-        </w:pPrChange>
-      </w:pPr>
-      <w:ins w:id="191" w:author="Xiao, Tianmai" w:date="2026-10-01T16:06:00Z" w16du:dateUtc="2026-10-01T08:06:00Z">
-        <w:r>
-          <w:t>Data</w:t>
-        </w:r>
-        <w:r>
-          <w:t xml:space="preserve"> processing, sampling, and validation</w:t>
-        </w:r>
-      </w:ins>
+      </w:pPr>
+      <w:r>
+        <w:t>Data processing, sampling, and validation</w:t>
+      </w:r>
     </w:p>
     <w:p>
       <w:pPr>
@@ -2542,15 +1987,10 @@
           <w:ilvl w:val="0"/>
           <w:numId w:val="14"/>
         </w:numPr>
-        <w:rPr>
-          <w:ins w:id="192" w:author="Xiao, Tianmai" w:date="2026-10-01T16:07:00Z" w16du:dateUtc="2026-10-01T08:07:00Z"/>
-        </w:rPr>
-      </w:pPr>
-      <w:ins w:id="193" w:author="Xiao, Tianmai" w:date="2026-10-01T16:06:00Z" w16du:dateUtc="2026-10-01T08:06:00Z">
-        <w:r>
-          <w:t>LLM-assisted annotation and evidence-based coding</w:t>
-        </w:r>
-      </w:ins>
+      </w:pPr>
+      <w:r>
+        <w:t>LLM-assisted annotation and evidence-based coding</w:t>
+      </w:r>
     </w:p>
     <w:p>
       <w:pPr>
@@ -2559,282 +1999,59 @@
           <w:ilvl w:val="0"/>
           <w:numId w:val="14"/>
         </w:numPr>
-        <w:rPr>
-          <w:ins w:id="194" w:author="Xiao, Tianmai" w:date="2026-10-01T16:06:00Z" w16du:dateUtc="2026-10-01T08:06:00Z"/>
-        </w:rPr>
-        <w:pPrChange w:id="195" w:author="Xiao, Tianmai" w:date="2026-10-01T16:06:00Z" w16du:dateUtc="2026-10-01T08:06:00Z">
-          <w:pPr/>
-        </w:pPrChange>
-      </w:pPr>
-      <w:ins w:id="196" w:author="Xiao, Tianmai" w:date="2026-10-01T16:07:00Z" w16du:dateUtc="2026-10-01T08:07:00Z">
-        <w:r>
-          <w:t>Vibe-coding-based modeling</w:t>
-        </w:r>
-      </w:ins>
-    </w:p>
-    <w:p>
-      <w:pPr>
-        <w:pStyle w:val="Heading3"/>
-        <w:rPr>
-          <w:ins w:id="197" w:author="Xiao, Tianmai" w:date="2026-10-01T15:54:00Z" w16du:dateUtc="2026-10-01T07:54:00Z"/>
-        </w:rPr>
-      </w:pPr>
-      <w:ins w:id="198" w:author="Xiao, Tianmai" w:date="2026-10-01T15:54:00Z" w16du:dateUtc="2026-10-01T07:54:00Z">
-        <w:r>
-          <w:lastRenderedPageBreak/>
-          <w:t>Discussion</w:t>
-        </w:r>
-      </w:ins>
-    </w:p>
-    <w:p>
-      <w:pPr>
-        <w:rPr>
-          <w:ins w:id="199" w:author="Xiao, Tianmai" w:date="2026-10-01T15:54:00Z" w16du:dateUtc="2026-10-01T07:54:00Z"/>
-          <w:lang w:eastAsia="zh-CN"/>
-        </w:rPr>
-      </w:pPr>
-      <w:ins w:id="200" w:author="Xiao, Tianmai" w:date="2026-10-01T16:07:00Z" w16du:dateUtc="2026-10-01T08:07:00Z">
-        <w:r>
-          <w:rPr>
-            <w:highlight w:val="yellow"/>
-            <w:lang w:eastAsia="zh-CN"/>
-            <w:rPrChange w:id="201" w:author="Xiao, Tianmai" w:date="2026-10-01T16:07:00Z" w16du:dateUtc="2026-10-01T08:07:00Z">
-              <w:rPr>
-                <w:lang w:eastAsia="zh-CN"/>
-              </w:rPr>
-            </w:rPrChange>
-          </w:rPr>
-          <w:t>XXX</w:t>
-        </w:r>
-      </w:ins>
-    </w:p>
-    <w:p>
-      <w:pPr>
-        <w:ind w:firstLine="0"/>
-        <w:rPr>
-          <w:ins w:id="202" w:author="Xiao, Tianmai" w:date="2026-10-01T15:53:00Z" w16du:dateUtc="2026-10-01T07:53:00Z"/>
-          <w:i/>
-          <w:iCs/>
-        </w:rPr>
-      </w:pPr>
-    </w:p>
-    <w:p>
-      <w:pPr>
-        <w:pStyle w:val="Heading1"/>
-        <w:jc w:val="left"/>
-        <w:rPr>
-          <w:lang w:eastAsia="zh-CN"/>
-        </w:rPr>
-      </w:pPr>
-    </w:p>
-    <w:p>
-      <w:pPr>
-        <w:pStyle w:val="Heading1"/>
-        <w:rPr>
-          <w:lang w:eastAsia="zh-CN"/>
-        </w:rPr>
-      </w:pPr>
-      <w:r>
-        <w:rPr>
-          <w:lang w:eastAsia="zh-CN"/>
-        </w:rPr>
-        <w:t>Research Products</w:t>
-      </w:r>
-    </w:p>
-    <w:p>
-      <w:pPr>
-        <w:ind w:firstLine="0"/>
-        <w:rPr>
-          <w:del w:id="203" w:author="Xiao, Tianmai" w:date="2026-10-01T16:07:00Z" w16du:dateUtc="2026-10-01T08:07:00Z"/>
-          <w:highlight w:val="yellow"/>
-          <w:lang w:eastAsia="zh-CN"/>
-          <w:rPrChange w:id="204" w:author="Xiao, Tianmai" w:date="2026-10-01T16:07:00Z" w16du:dateUtc="2026-10-01T08:07:00Z">
-            <w:rPr>
-              <w:del w:id="205" w:author="Xiao, Tianmai" w:date="2026-10-01T16:07:00Z" w16du:dateUtc="2026-10-01T08:07:00Z"/>
-              <w:lang w:eastAsia="zh-CN"/>
-            </w:rPr>
-          </w:rPrChange>
-        </w:rPr>
-      </w:pPr>
-      <w:r>
-        <w:rPr>
-          <w:highlight w:val="yellow"/>
-          <w:lang w:eastAsia="zh-CN"/>
-          <w:rPrChange w:id="206" w:author="Xiao, Tianmai" w:date="2026-10-01T16:07:00Z" w16du:dateUtc="2026-10-01T08:07:00Z">
-            <w:rPr>
-              <w:lang w:eastAsia="zh-CN"/>
-            </w:rPr>
-          </w:rPrChange>
-        </w:rPr>
-        <w:t xml:space="preserve">Link to </w:t>
-      </w:r>
-      <w:del w:id="207" w:author="Xiao, Tianmai" w:date="2026-10-01T16:07:00Z" w16du:dateUtc="2026-10-01T08:07:00Z">
-        <w:r>
-          <w:rPr>
-            <w:highlight w:val="yellow"/>
-            <w:lang w:eastAsia="zh-CN"/>
-            <w:rPrChange w:id="208" w:author="Xiao, Tianmai" w:date="2026-10-01T16:07:00Z" w16du:dateUtc="2026-10-01T08:07:00Z">
-              <w:rPr>
-                <w:lang w:eastAsia="zh-CN"/>
-              </w:rPr>
-            </w:rPrChange>
-          </w:rPr>
-          <w:delText>BiliBili videos</w:delText>
-        </w:r>
-      </w:del>
-    </w:p>
-    <w:p>
-      <w:pPr>
-        <w:ind w:firstLine="0"/>
-        <w:rPr>
-          <w:del w:id="209" w:author="Xiao, Tianmai" w:date="2026-10-01T16:07:00Z" w16du:dateUtc="2026-10-01T08:07:00Z"/>
-          <w:highlight w:val="yellow"/>
-          <w:lang w:eastAsia="zh-CN"/>
-          <w:rPrChange w:id="210" w:author="Xiao, Tianmai" w:date="2026-10-01T16:07:00Z" w16du:dateUtc="2026-10-01T08:07:00Z">
-            <w:rPr>
-              <w:del w:id="211" w:author="Xiao, Tianmai" w:date="2026-10-01T16:07:00Z" w16du:dateUtc="2026-10-01T08:07:00Z"/>
-              <w:lang w:eastAsia="zh-CN"/>
-            </w:rPr>
-          </w:rPrChange>
-        </w:rPr>
-      </w:pPr>
-      <w:del w:id="212" w:author="Xiao, Tianmai" w:date="2026-10-01T16:07:00Z" w16du:dateUtc="2026-10-01T08:07:00Z">
-        <w:r>
-          <w:rPr>
-            <w:highlight w:val="yellow"/>
-            <w:lang w:eastAsia="zh-CN"/>
-            <w:rPrChange w:id="213" w:author="Xiao, Tianmai" w:date="2026-10-01T16:07:00Z" w16du:dateUtc="2026-10-01T08:07:00Z">
-              <w:rPr>
-                <w:lang w:eastAsia="zh-CN"/>
-              </w:rPr>
-            </w:rPrChange>
-          </w:rPr>
-          <w:delText>Link to sample lab logs</w:delText>
-        </w:r>
-      </w:del>
-    </w:p>
-    <w:p>
-      <w:pPr>
-        <w:ind w:firstLine="0"/>
-        <w:rPr>
-          <w:del w:id="214" w:author="Xiao, Tianmai" w:date="2026-10-01T16:07:00Z" w16du:dateUtc="2026-10-01T08:07:00Z"/>
-          <w:highlight w:val="yellow"/>
-          <w:lang w:eastAsia="zh-CN"/>
-          <w:rPrChange w:id="215" w:author="Xiao, Tianmai" w:date="2026-10-01T16:07:00Z" w16du:dateUtc="2026-10-01T08:07:00Z">
-            <w:rPr>
-              <w:del w:id="216" w:author="Xiao, Tianmai" w:date="2026-10-01T16:07:00Z" w16du:dateUtc="2026-10-01T08:07:00Z"/>
-              <w:lang w:eastAsia="zh-CN"/>
-            </w:rPr>
-          </w:rPrChange>
-        </w:rPr>
-      </w:pPr>
-      <w:del w:id="217" w:author="Xiao, Tianmai" w:date="2026-10-01T16:07:00Z" w16du:dateUtc="2026-10-01T08:07:00Z">
-        <w:r>
-          <w:rPr>
-            <w:highlight w:val="yellow"/>
-            <w:lang w:eastAsia="zh-CN"/>
-            <w:rPrChange w:id="218" w:author="Xiao, Tianmai" w:date="2026-10-01T16:07:00Z" w16du:dateUtc="2026-10-01T08:07:00Z">
-              <w:rPr>
-                <w:lang w:eastAsia="zh-CN"/>
-              </w:rPr>
-            </w:rPrChange>
-          </w:rPr>
-          <w:delText>Link to research paper</w:delText>
-        </w:r>
-      </w:del>
-    </w:p>
-    <w:p>
-      <w:pPr>
-        <w:ind w:firstLine="0"/>
-        <w:rPr>
-          <w:del w:id="219" w:author="Xiao, Tianmai" w:date="2026-10-01T16:07:00Z" w16du:dateUtc="2026-10-01T08:07:00Z"/>
-          <w:highlight w:val="yellow"/>
-          <w:lang w:eastAsia="zh-CN"/>
-          <w:rPrChange w:id="220" w:author="Xiao, Tianmai" w:date="2026-10-01T16:07:00Z" w16du:dateUtc="2026-10-01T08:07:00Z">
-            <w:rPr>
-              <w:del w:id="221" w:author="Xiao, Tianmai" w:date="2026-10-01T16:07:00Z" w16du:dateUtc="2026-10-01T08:07:00Z"/>
-              <w:lang w:eastAsia="zh-CN"/>
-            </w:rPr>
-          </w:rPrChange>
-        </w:rPr>
-      </w:pPr>
-      <w:del w:id="222" w:author="Xiao, Tianmai" w:date="2026-10-01T16:07:00Z" w16du:dateUtc="2026-10-01T08:07:00Z">
-        <w:r>
-          <w:rPr>
-            <w:highlight w:val="yellow"/>
-            <w:lang w:eastAsia="zh-CN"/>
-            <w:rPrChange w:id="223" w:author="Xiao, Tianmai" w:date="2026-10-01T16:07:00Z" w16du:dateUtc="2026-10-01T08:07:00Z">
-              <w:rPr>
-                <w:lang w:eastAsia="zh-CN"/>
-              </w:rPr>
-            </w:rPrChange>
-          </w:rPr>
-          <w:delText>Link to research poster</w:delText>
-        </w:r>
-      </w:del>
-    </w:p>
-    <w:p>
-      <w:pPr>
-        <w:ind w:firstLine="0"/>
-        <w:rPr>
-          <w:lang w:eastAsia="zh-CN"/>
-        </w:rPr>
-      </w:pPr>
-      <w:del w:id="224" w:author="Xiao, Tianmai" w:date="2026-10-01T16:07:00Z" w16du:dateUtc="2026-10-01T08:07:00Z">
-        <w:r>
-          <w:rPr>
-            <w:highlight w:val="yellow"/>
-            <w:lang w:eastAsia="zh-CN"/>
-            <w:rPrChange w:id="225" w:author="Xiao, Tianmai" w:date="2026-10-01T16:07:00Z" w16du:dateUtc="2026-10-01T08:07:00Z">
-              <w:rPr>
-                <w:lang w:eastAsia="zh-CN"/>
-              </w:rPr>
-            </w:rPrChange>
-          </w:rPr>
-          <w:delText>Link to miscellaneous photos of research</w:delText>
-        </w:r>
-      </w:del>
-      <w:ins w:id="226" w:author="Xiao, Tianmai" w:date="2026-10-01T16:07:00Z" w16du:dateUtc="2026-10-01T08:07:00Z">
-        <w:r>
-          <w:rPr>
-            <w:highlight w:val="yellow"/>
-            <w:lang w:eastAsia="zh-CN"/>
-            <w:rPrChange w:id="227" w:author="Xiao, Tianmai" w:date="2026-10-01T16:07:00Z" w16du:dateUtc="2026-10-01T08:07:00Z">
-              <w:rPr>
-                <w:lang w:eastAsia="zh-CN"/>
-              </w:rPr>
-            </w:rPrChange>
-          </w:rPr>
-          <w:t>personal website</w:t>
-        </w:r>
-      </w:ins>
-    </w:p>
-    <w:p>
-      <w:pPr>
-        <w:pStyle w:val="TableFigure"/>
-        <w:rPr>
-          <w:lang w:eastAsia="zh-CN"/>
-        </w:rPr>
-      </w:pPr>
-    </w:p>
-    <w:p>
-      <w:pPr>
-        <w:pStyle w:val="TableFigure"/>
-        <w:rPr>
-          <w:rStyle w:val="apple-converted-space"/>
-        </w:rPr>
-      </w:pPr>
-    </w:p>
-    <w:p>
-      <w:pPr>
-        <w:rPr>
-          <w:lang w:eastAsia="zh-CN"/>
-        </w:rPr>
-      </w:pPr>
-    </w:p>
-    <w:p/>
-    <w:p/>
-    <w:bookmarkStart w:id="228" w:name="_Toc409783210" w:displacedByCustomXml="next"/>
+      </w:pPr>
+      <w:r>
+        <w:t>Vibe-coding-based modeling</w:t>
+      </w:r>
+    </w:p>
+    <w:p>
+      <w:pPr>
+        <w:rPr>
+          <w:b/>
+          <w:bCs/>
+        </w:rPr>
+      </w:pPr>
+      <w:r>
+        <w:rPr>
+          <w:b/>
+          <w:bCs/>
+        </w:rPr>
+        <w:t>Discussion</w:t>
+      </w:r>
+    </w:p>
+    <w:p>
+      <w:r>
+        <w:t xml:space="preserve">Users </w:t>
+      </w:r>
+      <w:r>
+        <w:t>usually</w:t>
+      </w:r>
+      <w:r>
+        <w:t xml:space="preserve"> continued requesting the same AI functions, including when an alternative was judged relevant. </w:t>
+      </w:r>
+      <w:r>
+        <w:t>However, t</w:t>
+      </w:r>
+      <w:r>
+        <w:t xml:space="preserve">hese findings do not establish functional fixedness or explain </w:t>
+      </w:r>
+      <w:r>
+        <w:lastRenderedPageBreak/>
+        <w:t>why users persisted.</w:t>
+      </w:r>
+      <w:r>
+        <w:t xml:space="preserve"> To further explore the topic of functional fixedness, we would need to create more rigorous study measures, introducing human validation and changes in the codebook to ensure our measures do not </w:t>
+      </w:r>
+      <w:proofErr w:type="gramStart"/>
+      <w:r>
+        <w:t>overlap by definition</w:t>
+      </w:r>
+      <w:proofErr w:type="gramEnd"/>
+      <w:r>
+        <w:t>. Nonetheless, this study allowed me to experience the scientific thinking involved in planning my own research investigation and greatly familiarized me with the tool of vibe-coding.</w:t>
+      </w:r>
+    </w:p>
+    <w:bookmarkStart w:id="0" w:name="_Toc409783210" w:displacedByCustomXml="next"/>
     <w:sdt>
       <w:sdtPr>
         <w:rPr>
@@ -2851,7 +2068,7 @@
           <w:r>
             <w:t>References</w:t>
           </w:r>
-          <w:bookmarkEnd w:id="228"/>
+          <w:bookmarkEnd w:id="0"/>
         </w:p>
         <w:p>
           <w:pPr>
@@ -2868,7 +2085,79 @@
               <w:color w:val="212121"/>
               <w:shd w:val="clear" w:color="auto" w:fill="FFFFFF"/>
             </w:rPr>
-            <w:t>Nguyen, L., Ajredini, R., Guo, S., Romano, L. E. L., Tomas, R. F., Bell, L. R., Ranum, P. T., Zu, T., Bañez Coronel, M., Kelley, C. P., Redding-Ochoa, J., Nizamis, E., Melloni, A., Connors, T. R., Gaona, A., Thangaraju, K., Pletnikova, O., Clark, H. B., Davidson, B. L., Yachnis, A. T., … Ranum, L. P. W. (2025).</w:t>
+            <w:t xml:space="preserve">Nguyen, L., </w:t>
+          </w:r>
+          <w:proofErr w:type="spellStart"/>
+          <w:r>
+            <w:rPr>
+              <w:rFonts w:ascii="Times New Roman" w:hAnsi="Times New Roman" w:cs="Times New Roman"/>
+              <w:color w:val="212121"/>
+              <w:shd w:val="clear" w:color="auto" w:fill="FFFFFF"/>
+            </w:rPr>
+            <w:t>Ajredini</w:t>
+          </w:r>
+          <w:proofErr w:type="spellEnd"/>
+          <w:r>
+            <w:rPr>
+              <w:rFonts w:ascii="Times New Roman" w:hAnsi="Times New Roman" w:cs="Times New Roman"/>
+              <w:color w:val="212121"/>
+              <w:shd w:val="clear" w:color="auto" w:fill="FFFFFF"/>
+            </w:rPr>
+            <w:t xml:space="preserve">, R., Guo, S., Romano, L. E. L., Tomas, R. F., Bell, L. R., Ranum, P. T., Zu, T., Bañez Coronel, M., Kelley, C. P., Redding-Ochoa, J., </w:t>
+          </w:r>
+          <w:proofErr w:type="spellStart"/>
+          <w:r>
+            <w:rPr>
+              <w:rFonts w:ascii="Times New Roman" w:hAnsi="Times New Roman" w:cs="Times New Roman"/>
+              <w:color w:val="212121"/>
+              <w:shd w:val="clear" w:color="auto" w:fill="FFFFFF"/>
+            </w:rPr>
+            <w:t>Nizamis</w:t>
+          </w:r>
+          <w:proofErr w:type="spellEnd"/>
+          <w:r>
+            <w:rPr>
+              <w:rFonts w:ascii="Times New Roman" w:hAnsi="Times New Roman" w:cs="Times New Roman"/>
+              <w:color w:val="212121"/>
+              <w:shd w:val="clear" w:color="auto" w:fill="FFFFFF"/>
+            </w:rPr>
+            <w:t xml:space="preserve">, E., Melloni, A., Connors, T. R., Gaona, A., Thangaraju, K., </w:t>
+          </w:r>
+          <w:proofErr w:type="spellStart"/>
+          <w:r>
+            <w:rPr>
+              <w:rFonts w:ascii="Times New Roman" w:hAnsi="Times New Roman" w:cs="Times New Roman"/>
+              <w:color w:val="212121"/>
+              <w:shd w:val="clear" w:color="auto" w:fill="FFFFFF"/>
+            </w:rPr>
+            <w:t>Pletnikova</w:t>
+          </w:r>
+          <w:proofErr w:type="spellEnd"/>
+          <w:r>
+            <w:rPr>
+              <w:rFonts w:ascii="Times New Roman" w:hAnsi="Times New Roman" w:cs="Times New Roman"/>
+              <w:color w:val="212121"/>
+              <w:shd w:val="clear" w:color="auto" w:fill="FFFFFF"/>
+            </w:rPr>
+            <w:t xml:space="preserve">, O., Clark, H. B., Davidson, B. L., </w:t>
+          </w:r>
+          <w:proofErr w:type="spellStart"/>
+          <w:r>
+            <w:rPr>
+              <w:rFonts w:ascii="Times New Roman" w:hAnsi="Times New Roman" w:cs="Times New Roman"/>
+              <w:color w:val="212121"/>
+              <w:shd w:val="clear" w:color="auto" w:fill="FFFFFF"/>
+            </w:rPr>
+            <w:t>Yachnis</w:t>
+          </w:r>
+          <w:proofErr w:type="spellEnd"/>
+          <w:r>
+            <w:rPr>
+              <w:rFonts w:ascii="Times New Roman" w:hAnsi="Times New Roman" w:cs="Times New Roman"/>
+              <w:color w:val="212121"/>
+              <w:shd w:val="clear" w:color="auto" w:fill="FFFFFF"/>
+            </w:rPr>
+            <w:t>, A. T., … Ranum, L. P. W. (2025).</w:t>
           </w:r>
           <w:r>
             <w:rPr>
@@ -2926,7 +2215,7 @@
             </w:rPr>
             <w:t xml:space="preserve">(7), e2416885122. </w:t>
           </w:r>
-          <w:hyperlink r:id="rId12" w:history="1">
+          <w:hyperlink r:id="rId8" w:history="1">
             <w:r>
               <w:rPr>
                 <w:rFonts w:ascii="Times New Roman" w:hAnsi="Times New Roman" w:cs="Times New Roman"/>
@@ -2952,7 +2241,61 @@
               <w:color w:val="212121"/>
               <w:shd w:val="clear" w:color="auto" w:fill="FFFFFF"/>
             </w:rPr>
-            <w:t>Phuong, H. T., Tomas, R. F., Akmese, C., Mijares, A., Gerstin, I. M., Guo, S., Bell, L. R., Ellwood, R., Yegorova, S., Ng, S. K., Massey, G., Phillips, J., Melloni, A., Pletnikova, O., Lou, X., Clark, H. B., Troncoso, J. C., Hyman, B. T., Prokop, S., Ranum, L. P. W., … Nguyen, L. (2025). PolyGR-containing aggregates link with pathology and clinical features of Alzheimer's disease.</w:t>
+            <w:t xml:space="preserve">Phuong, H. T., Tomas, R. F., </w:t>
+          </w:r>
+          <w:proofErr w:type="spellStart"/>
+          <w:r>
+            <w:rPr>
+              <w:rFonts w:ascii="Times New Roman" w:hAnsi="Times New Roman" w:cs="Times New Roman"/>
+              <w:color w:val="212121"/>
+              <w:shd w:val="clear" w:color="auto" w:fill="FFFFFF"/>
+            </w:rPr>
+            <w:t>Akmese</w:t>
+          </w:r>
+          <w:proofErr w:type="spellEnd"/>
+          <w:r>
+            <w:rPr>
+              <w:rFonts w:ascii="Times New Roman" w:hAnsi="Times New Roman" w:cs="Times New Roman"/>
+              <w:color w:val="212121"/>
+              <w:shd w:val="clear" w:color="auto" w:fill="FFFFFF"/>
+            </w:rPr>
+            <w:t xml:space="preserve">, C., Mijares, A., </w:t>
+          </w:r>
+          <w:proofErr w:type="spellStart"/>
+          <w:r>
+            <w:rPr>
+              <w:rFonts w:ascii="Times New Roman" w:hAnsi="Times New Roman" w:cs="Times New Roman"/>
+              <w:color w:val="212121"/>
+              <w:shd w:val="clear" w:color="auto" w:fill="FFFFFF"/>
+            </w:rPr>
+            <w:t>Gerstin</w:t>
+          </w:r>
+          <w:proofErr w:type="spellEnd"/>
+          <w:r>
+            <w:rPr>
+              <w:rFonts w:ascii="Times New Roman" w:hAnsi="Times New Roman" w:cs="Times New Roman"/>
+              <w:color w:val="212121"/>
+              <w:shd w:val="clear" w:color="auto" w:fill="FFFFFF"/>
+            </w:rPr>
+            <w:t xml:space="preserve">, I. M., Guo, S., Bell, L. R., Ellwood, R., Yegorova, S., Ng, S. K., Massey, G., Phillips, J., Melloni, A., </w:t>
+          </w:r>
+          <w:proofErr w:type="spellStart"/>
+          <w:r>
+            <w:rPr>
+              <w:rFonts w:ascii="Times New Roman" w:hAnsi="Times New Roman" w:cs="Times New Roman"/>
+              <w:color w:val="212121"/>
+              <w:shd w:val="clear" w:color="auto" w:fill="FFFFFF"/>
+            </w:rPr>
+            <w:t>Pletnikova</w:t>
+          </w:r>
+          <w:proofErr w:type="spellEnd"/>
+          <w:r>
+            <w:rPr>
+              <w:rFonts w:ascii="Times New Roman" w:hAnsi="Times New Roman" w:cs="Times New Roman"/>
+              <w:color w:val="212121"/>
+              <w:shd w:val="clear" w:color="auto" w:fill="FFFFFF"/>
+            </w:rPr>
+            <w:t>, O., Lou, X., Clark, H. B., Troncoso, J. C., Hyman, B. T., Prokop, S., Ranum, L. P. W., … Nguyen, L. (2025). PolyGR-containing aggregates link with pathology and clinical features of Alzheimer's disease.</w:t>
           </w:r>
           <w:r>
             <w:rPr>
@@ -2969,7 +2312,31 @@
               <w:shd w:val="clear" w:color="auto" w:fill="FFFFFF"/>
               <w:lang w:val="pt-BR"/>
             </w:rPr>
-            <w:t>Acta neuropathologica,</w:t>
+            <w:t xml:space="preserve">Acta </w:t>
+          </w:r>
+          <w:proofErr w:type="spellStart"/>
+          <w:r>
+            <w:rPr>
+              <w:rFonts w:ascii="Times New Roman" w:hAnsi="Times New Roman" w:cs="Times New Roman"/>
+              <w:i/>
+              <w:iCs/>
+              <w:color w:val="212121"/>
+              <w:shd w:val="clear" w:color="auto" w:fill="FFFFFF"/>
+              <w:lang w:val="pt-BR"/>
+            </w:rPr>
+            <w:t>neuropathologica</w:t>
+          </w:r>
+          <w:proofErr w:type="spellEnd"/>
+          <w:r>
+            <w:rPr>
+              <w:rFonts w:ascii="Times New Roman" w:hAnsi="Times New Roman" w:cs="Times New Roman"/>
+              <w:i/>
+              <w:iCs/>
+              <w:color w:val="212121"/>
+              <w:shd w:val="clear" w:color="auto" w:fill="FFFFFF"/>
+              <w:lang w:val="pt-BR"/>
+            </w:rPr>
+            <w:t>,</w:t>
           </w:r>
           <w:r>
             <w:rPr>
@@ -3010,8 +2377,8 @@
       </w:sdtContent>
     </w:sdt>
     <w:sectPr>
-      <w:headerReference w:type="default" r:id="rId13"/>
-      <w:headerReference w:type="first" r:id="rId14"/>
+      <w:headerReference w:type="default" r:id="rId9"/>
+      <w:headerReference w:type="first" r:id="rId10"/>
       <w:footnotePr>
         <w:pos w:val="beneathText"/>
       </w:footnotePr>
@@ -3024,86 +2391,6 @@
     </w:sectPr>
   </w:body>
 </w:document>
-</file>
-
-<file path=word/comments.xml><?xml version="1.0" encoding="utf-8"?>
-<w:comments xmlns:wpc="http://schemas.microsoft.com/office/word/2010/wordprocessingCanvas" xmlns:cx="http://schemas.microsoft.com/office/drawing/2014/chartex" xmlns:cx1="http://schemas.microsoft.com/office/drawing/2015/9/8/chartex" xmlns:cx2="http://schemas.microsoft.com/office/drawing/2015/10/21/chartex" xmlns:cx3="http://schemas.microsoft.com/office/drawing/2016/5/9/chartex" xmlns:cx4="http://schemas.microsoft.com/office/drawing/2016/5/10/chartex" xmlns:cx5="http://schemas.microsoft.com/office/drawing/2016/5/11/chartex" xmlns:cx6="http://schemas.microsoft.com/office/drawing/2016/5/12/chartex" xmlns:cx7="http://schemas.microsoft.com/office/drawing/2016/5/13/chartex" xmlns:cx8="http://schemas.microsoft.com/office/drawing/2016/5/14/chartex" xmlns:mc="http://schemas.openxmlformats.org/markup-compatibility/2006" xmlns:m="http://schemas.openxmlformats.org/officeDocument/2006/math" xmlns:aink="http://schemas.microsoft.com/office/drawing/2016/ink" xmlns:am3d="http://schemas.microsoft.com/office/drawing/2017/model3d" xmlns:oel="http://schemas.microsoft.com/office/2019/extlst" xmlns:r="http://schemas.openxmlformats.org/officeDocument/2006/relationships" xmlns:wp14="http://schemas.microsoft.com/office/word/2010/wordprocessingDrawing" xmlns:wp="http://schemas.openxmlformats.org/drawingml/2006/wordprocessingDrawing" xmlns:wpg="http://schemas.microsoft.com/office/word/2010/wordprocessingGroup" xmlns:wpi="http://schemas.microsoft.com/office/word/2010/wordprocessingInk" xmlns:wps="http://schemas.microsoft.com/office/word/2010/wordprocessingShape" xmlns:o="urn:schemas-microsoft-com:office:office" xmlns:v="urn:schemas-microsoft-com:vml" xmlns:w10="urn:schemas-microsoft-com:office:word" xmlns:w="http://schemas.openxmlformats.org/wordprocessingml/2006/main" xmlns:w14="http://schemas.microsoft.com/office/word/2010/wordml" xmlns:w15="http://schemas.microsoft.com/office/word/2012/wordml" xmlns:w16cei="http://schemas.microsoft.com/office/word/2026/wordml/cei" xmlns:w16cex="http://schemas.microsoft.com/office/word/2018/wordml/cex" xmlns:w16cid="http://schemas.microsoft.com/office/word/2016/wordml/cid" xmlns:w16="http://schemas.microsoft.com/office/word/2018/wordml" xmlns:w16sdtdh="http://schemas.microsoft.com/office/word/2020/wordml/sdtdatahash" xmlns:w16sdtfl="http://schemas.microsoft.com/office/word/2024/wordml/sdtformatlock" xmlns:w16se="http://schemas.microsoft.com/office/word/2015/wordml/symex" xmlns:w16du="http://schemas.microsoft.com/office/word/2023/wordml/word16du" xmlns:wne="http://schemas.microsoft.com/office/word/2006/wordml" mc:Ignorable="w14 w15 w16se w16cid w16 w16cex w16sdtdh w16sdtfl w16du wp14">
-  <w:comment w:id="44" w:author="Marissa Arvidson" w:date="2026-10-01T12:45:00Z" w:initials="MA">
-    <w:p>
-      <w:r>
-        <w:rPr>
-          <w:rStyle w:val="CommentReference"/>
-        </w:rPr>
-        <w:annotationRef/>
-      </w:r>
-      <w:r>
-        <w:rPr>
-          <w:sz w:val="20"/>
-          <w:szCs w:val="20"/>
-        </w:rPr>
-        <w:t>Include time period of research?</w:t>
-      </w:r>
-    </w:p>
-  </w:comment>
-  <w:comment w:id="68" w:author="Marissa Arvidson" w:date="2026-10-01T12:45:00Z" w:initials="MA">
-    <w:p>
-      <w:r>
-        <w:rPr>
-          <w:rStyle w:val="CommentReference"/>
-        </w:rPr>
-        <w:annotationRef/>
-      </w:r>
-      <w:r>
-        <w:rPr>
-          <w:sz w:val="20"/>
-          <w:szCs w:val="20"/>
-        </w:rPr>
-        <w:t>Include time period of research?</w:t>
-      </w:r>
-    </w:p>
-  </w:comment>
-  <w:comment w:id="91" w:author="Marissa Arvidson" w:date="2026-10-01T12:45:00Z" w:initials="MA">
-    <w:p>
-      <w:r>
-        <w:rPr>
-          <w:rStyle w:val="CommentReference"/>
-        </w:rPr>
-        <w:annotationRef/>
-      </w:r>
-      <w:r>
-        <w:rPr>
-          <w:sz w:val="20"/>
-          <w:szCs w:val="20"/>
-        </w:rPr>
-        <w:t>Include time period of research?</w:t>
-      </w:r>
-    </w:p>
-  </w:comment>
-</w:comments>
-</file>
-
-<file path=word/commentsExtended.xml><?xml version="1.0" encoding="utf-8"?>
-<w15:commentsEx xmlns:wpc="http://schemas.microsoft.com/office/word/2010/wordprocessingCanvas" xmlns:cx="http://schemas.microsoft.com/office/drawing/2014/chartex" xmlns:cx1="http://schemas.microsoft.com/office/drawing/2015/9/8/chartex" xmlns:cx2="http://schemas.microsoft.com/office/drawing/2015/10/21/chartex" xmlns:cx3="http://schemas.microsoft.com/office/drawing/2016/5/9/chartex" xmlns:cx4="http://schemas.microsoft.com/office/drawing/2016/5/10/chartex" xmlns:cx5="http://schemas.microsoft.com/office/drawing/2016/5/11/chartex" xmlns:cx6="http://schemas.microsoft.com/office/drawing/2016/5/12/chartex" xmlns:cx7="http://schemas.microsoft.com/office/drawing/2016/5/13/chartex" xmlns:cx8="http://schemas.microsoft.com/office/drawing/2016/5/14/chartex" xmlns:mc="http://schemas.openxmlformats.org/markup-compatibility/2006" xmlns:m="http://schemas.openxmlformats.org/officeDocument/2006/math" xmlns:aink="http://schemas.microsoft.com/office/drawing/2016/ink" xmlns:am3d="http://schemas.microsoft.com/office/drawing/2017/model3d" xmlns:oel="http://schemas.microsoft.com/office/2019/extlst" xmlns:r="http://schemas.openxmlformats.org/officeDocument/2006/relationships" xmlns:wp14="http://schemas.microsoft.com/office/word/2010/wordprocessingDrawing" xmlns:wp="http://schemas.openxmlformats.org/drawingml/2006/wordprocessingDrawing" xmlns:wpg="http://schemas.microsoft.com/office/word/2010/wordprocessingGroup" xmlns:wpi="http://schemas.microsoft.com/office/word/2010/wordprocessingInk" xmlns:wps="http://schemas.microsoft.com/office/word/2010/wordprocessingShape" xmlns:o="urn:schemas-microsoft-com:office:office" xmlns:v="urn:schemas-microsoft-com:vml" xmlns:w10="urn:schemas-microsoft-com:office:word" xmlns:w="http://schemas.openxmlformats.org/wordprocessingml/2006/main" xmlns:w14="http://schemas.microsoft.com/office/word/2010/wordml" xmlns:w15="http://schemas.microsoft.com/office/word/2012/wordml" xmlns:w16cei="http://schemas.microsoft.com/office/word/2026/wordml/cei" xmlns:w16cex="http://schemas.microsoft.com/office/word/2018/wordml/cex" xmlns:w16cid="http://schemas.microsoft.com/office/word/2016/wordml/cid" xmlns:w16="http://schemas.microsoft.com/office/word/2018/wordml" xmlns:w16sdtdh="http://schemas.microsoft.com/office/word/2020/wordml/sdtdatahash" xmlns:w16sdtfl="http://schemas.microsoft.com/office/word/2024/wordml/sdtformatlock" xmlns:w16se="http://schemas.microsoft.com/office/word/2015/wordml/symex" xmlns:w16du="http://schemas.microsoft.com/office/word/2023/wordml/word16du" xmlns:wne="http://schemas.microsoft.com/office/word/2006/wordml" mc:Ignorable="w14 w15 w16se w16cid w16 w16cex w16sdtdh w16sdtfl w16du wp14">
-  <w15:commentEx w15:paraId="3A9E023F" w15:done="0"/>
-  <w15:commentEx w15:paraId="5A6C0013" w15:done="0"/>
-  <w15:commentEx w15:paraId="254CB594" w15:done="0"/>
-</w15:commentsEx>
-</file>
-
-<file path=word/commentsExtensible.xml><?xml version="1.0" encoding="utf-8"?>
-<w16cex:commentsExtensible xmlns:wpc="http://schemas.microsoft.com/office/word/2010/wordprocessingCanvas" xmlns:cx="http://schemas.microsoft.com/office/drawing/2014/chartex" xmlns:cx1="http://schemas.microsoft.com/office/drawing/2015/9/8/chartex" xmlns:cx2="http://schemas.microsoft.com/office/drawing/2015/10/21/chartex" xmlns:cx3="http://schemas.microsoft.com/office/drawing/2016/5/9/chartex" xmlns:cx4="http://schemas.microsoft.com/office/drawing/2016/5/10/chartex" xmlns:cx5="http://schemas.microsoft.com/office/drawing/2016/5/11/chartex" xmlns:cx6="http://schemas.microsoft.com/office/drawing/2016/5/12/chartex" xmlns:cx7="http://schemas.microsoft.com/office/drawing/2016/5/13/chartex" xmlns:cx8="http://schemas.microsoft.com/office/drawing/2016/5/14/chartex" xmlns:cr="http://schemas.microsoft.com/office/comments/2020/reactions" xmlns:mc="http://schemas.openxmlformats.org/markup-compatibility/2006" xmlns:m="http://schemas.openxmlformats.org/officeDocument/2006/math" xmlns:aink="http://schemas.microsoft.com/office/drawing/2016/ink" xmlns:am3d="http://schemas.microsoft.com/office/drawing/2017/model3d" xmlns:oel="http://schemas.microsoft.com/office/2019/extlst" xmlns:r="http://schemas.openxmlformats.org/officeDocument/2006/relationships" xmlns:wp14="http://schemas.microsoft.com/office/word/2010/wordprocessingDrawing" xmlns:wp="http://schemas.openxmlformats.org/drawingml/2006/wordprocessingDrawing" xmlns:wpg="http://schemas.microsoft.com/office/word/2010/wordprocessingGroup" xmlns:wpi="http://schemas.microsoft.com/office/word/2010/wordprocessingInk" xmlns:wps="http://schemas.microsoft.com/office/word/2010/wordprocessingShape" xmlns:o="urn:schemas-microsoft-com:office:office" xmlns:v="urn:schemas-microsoft-com:vml" xmlns:w10="urn:schemas-microsoft-com:office:word" xmlns:w="http://schemas.openxmlformats.org/wordprocessingml/2006/main" xmlns:w14="http://schemas.microsoft.com/office/word/2010/wordml" xmlns:w15="http://schemas.microsoft.com/office/word/2012/wordml" xmlns:w16cei="http://schemas.microsoft.com/office/word/2026/wordml/cei" xmlns:w16cex="http://schemas.microsoft.com/office/word/2018/wordml/cex" xmlns:w16cid="http://schemas.microsoft.com/office/word/2016/wordml/cid" xmlns:w16="http://schemas.microsoft.com/office/word/2018/wordml" xmlns:w16sdtdh="http://schemas.microsoft.com/office/word/2020/wordml/sdtdatahash" xmlns:w16sdtfl="http://schemas.microsoft.com/office/word/2024/wordml/sdtformatlock" xmlns:w16se="http://schemas.microsoft.com/office/word/2015/wordml/symex" xmlns:w16du="http://schemas.microsoft.com/office/word/2023/wordml/word16du" xmlns:wne="http://schemas.microsoft.com/office/word/2006/wordml" mc:Ignorable="w14 w15 w16se w16cid w16 w16cex w16sdtdh w16sdtfl cr w16du wp14">
-  <w16cex:commentExtensible w16cex:durableId="351242EF" w16cex:dateUtc="2026-10-01T04:45:00Z"/>
-  <w16cex:commentExtensible w16cex:durableId="12444DB5" w16cex:dateUtc="2026-10-01T04:45:00Z"/>
-  <w16cex:commentExtensible w16cex:durableId="3984E3D2" w16cex:dateUtc="2026-10-01T04:45:00Z"/>
-</w16cex:commentsExtensible>
-</file>
-
-<file path=word/commentsIds.xml><?xml version="1.0" encoding="utf-8"?>
-<w16cid:commentsIds xmlns:wpc="http://schemas.microsoft.com/office/word/2010/wordprocessingCanvas" xmlns:cx="http://schemas.microsoft.com/office/drawing/2014/chartex" xmlns:cx1="http://schemas.microsoft.com/office/drawing/2015/9/8/chartex" xmlns:cx2="http://schemas.microsoft.com/office/drawing/2015/10/21/chartex" xmlns:cx3="http://schemas.microsoft.com/office/drawing/2016/5/9/chartex" xmlns:cx4="http://schemas.microsoft.com/office/drawing/2016/5/10/chartex" xmlns:cx5="http://schemas.microsoft.com/office/drawing/2016/5/11/chartex" xmlns:cx6="http://schemas.microsoft.com/office/drawing/2016/5/12/chartex" xmlns:cx7="http://schemas.microsoft.com/office/drawing/2016/5/13/chartex" xmlns:cx8="http://schemas.microsoft.com/office/drawing/2016/5/14/chartex" xmlns:mc="http://schemas.openxmlformats.org/markup-compatibility/2006" xmlns:m="http://schemas.openxmlformats.org/officeDocument/2006/math" xmlns:aink="http://schemas.microsoft.com/office/drawing/2016/ink" xmlns:am3d="http://schemas.microsoft.com/office/drawing/2017/model3d" xmlns:oel="http://schemas.microsoft.com/office/2019/extlst" xmlns:r="http://schemas.openxmlformats.org/officeDocument/2006/relationships" xmlns:wp14="http://schemas.microsoft.com/office/word/2010/wordprocessingDrawing" xmlns:wp="http://schemas.openxmlformats.org/drawingml/2006/wordprocessingDrawing" xmlns:wpg="http://schemas.microsoft.com/office/word/2010/wordprocessingGroup" xmlns:wpi="http://schemas.microsoft.com/office/word/2010/wordprocessingInk" xmlns:wps="http://schemas.microsoft.com/office/word/2010/wordprocessingShape" xmlns:o="urn:schemas-microsoft-com:office:office" xmlns:v="urn:schemas-microsoft-com:vml" xmlns:w10="urn:schemas-microsoft-com:office:word" xmlns:w="http://schemas.openxmlformats.org/wordprocessingml/2006/main" xmlns:w14="http://schemas.microsoft.com/office/word/2010/wordml" xmlns:w15="http://schemas.microsoft.com/office/word/2012/wordml" xmlns:w16cei="http://schemas.microsoft.com/office/word/2026/wordml/cei" xmlns:w16cex="http://schemas.microsoft.com/office/word/2018/wordml/cex" xmlns:w16cid="http://schemas.microsoft.com/office/word/2016/wordml/cid" xmlns:w16="http://schemas.microsoft.com/office/word/2018/wordml" xmlns:w16sdtdh="http://schemas.microsoft.com/office/word/2020/wordml/sdtdatahash" xmlns:w16sdtfl="http://schemas.microsoft.com/office/word/2024/wordml/sdtformatlock" xmlns:w16se="http://schemas.microsoft.com/office/word/2015/wordml/symex" xmlns:w16du="http://schemas.microsoft.com/office/word/2023/wordml/word16du" xmlns:wne="http://schemas.microsoft.com/office/word/2006/wordml" mc:Ignorable="w14 w15 w16se w16cid w16 w16cex w16sdtdh w16sdtfl w16du wp14">
-  <w16cid:commentId w16cid:paraId="3A9E023F" w16cid:durableId="351242EF"/>
-  <w16cid:commentId w16cid:paraId="5A6C0013" w16cid:durableId="12444DB5"/>
-  <w16cid:commentId w16cid:paraId="254CB594" w16cid:durableId="3984E3D2"/>
-</w16cid:commentsIds>
 </file>
 
 <file path=word/endnotes.xml><?xml version="1.0" encoding="utf-8"?>
@@ -3952,17 +3239,6 @@
     <w:abstractNumId w:val="13"/>
   </w:num>
 </w:numbering>
-</file>
-
-<file path=word/people.xml><?xml version="1.0" encoding="utf-8"?>
-<w15:people xmlns:wpc="http://schemas.microsoft.com/office/word/2010/wordprocessingCanvas" xmlns:cx="http://schemas.microsoft.com/office/drawing/2014/chartex" xmlns:cx1="http://schemas.microsoft.com/office/drawing/2015/9/8/chartex" xmlns:cx2="http://schemas.microsoft.com/office/drawing/2015/10/21/chartex" xmlns:cx3="http://schemas.microsoft.com/office/drawing/2016/5/9/chartex" xmlns:cx4="http://schemas.microsoft.com/office/drawing/2016/5/10/chartex" xmlns:cx5="http://schemas.microsoft.com/office/drawing/2016/5/11/chartex" xmlns:cx6="http://schemas.microsoft.com/office/drawing/2016/5/12/chartex" xmlns:cx7="http://schemas.microsoft.com/office/drawing/2016/5/13/chartex" xmlns:cx8="http://schemas.microsoft.com/office/drawing/2016/5/14/chartex" xmlns:mc="http://schemas.openxmlformats.org/markup-compatibility/2006" xmlns:m="http://schemas.openxmlformats.org/officeDocument/2006/math" xmlns:aink="http://schemas.microsoft.com/office/drawing/2016/ink" xmlns:am3d="http://schemas.microsoft.com/office/drawing/2017/model3d" xmlns:oel="http://schemas.microsoft.com/office/2019/extlst" xmlns:r="http://schemas.openxmlformats.org/officeDocument/2006/relationships" xmlns:wp14="http://schemas.microsoft.com/office/word/2010/wordprocessingDrawing" xmlns:wp="http://schemas.openxmlformats.org/drawingml/2006/wordprocessingDrawing" xmlns:wpg="http://schemas.microsoft.com/office/word/2010/wordprocessingGroup" xmlns:wpi="http://schemas.microsoft.com/office/word/2010/wordprocessingInk" xmlns:wps="http://schemas.microsoft.com/office/word/2010/wordprocessingShape" xmlns:o="urn:schemas-microsoft-com:office:office" xmlns:v="urn:schemas-microsoft-com:vml" xmlns:w10="urn:schemas-microsoft-com:office:word" xmlns:w="http://schemas.openxmlformats.org/wordprocessingml/2006/main" xmlns:w14="http://schemas.microsoft.com/office/word/2010/wordml" xmlns:w15="http://schemas.microsoft.com/office/word/2012/wordml" xmlns:w16cei="http://schemas.microsoft.com/office/word/2026/wordml/cei" xmlns:w16cex="http://schemas.microsoft.com/office/word/2018/wordml/cex" xmlns:w16cid="http://schemas.microsoft.com/office/word/2016/wordml/cid" xmlns:w16="http://schemas.microsoft.com/office/word/2018/wordml" xmlns:w16sdtdh="http://schemas.microsoft.com/office/word/2020/wordml/sdtdatahash" xmlns:w16sdtfl="http://schemas.microsoft.com/office/word/2024/wordml/sdtformatlock" xmlns:w16se="http://schemas.microsoft.com/office/word/2015/wordml/symex" xmlns:w16du="http://schemas.microsoft.com/office/word/2023/wordml/word16du" xmlns:wne="http://schemas.microsoft.com/office/word/2006/wordml" mc:Ignorable="w14 w15 w16se w16cid w16 w16cex w16sdtdh w16sdtfl w16du wp14">
-  <w15:person w15:author="Marissa Arvidson">
-    <w15:presenceInfo w15:providerId="AD" w15:userId="S::marissa.arvidson@basisinternationalsz.com::39fa8d3b-8309-4151-ae9c-61f2eb24ee46"/>
-  </w15:person>
-  <w15:person w15:author="Xiao, Tianmai">
-    <w15:presenceInfo w15:providerId="AD" w15:userId="S::xiaotianmai@ufl.edu::0c54924a-17e5-4427-8f8e-96285d99d88a"/>
-  </w15:person>
-</w15:people>
 </file>
 
 <file path=word/styles.xml><?xml version="1.0" encoding="utf-8"?>
@@ -6364,6 +5640,39 @@
       <w:szCs w:val="16"/>
     </w:rPr>
   </w:style>
+  <w:style w:type="character" w:customStyle="1" w:styleId="s1">
+    <w:name w:val="s1"/>
+    <w:basedOn w:val="DefaultParagraphFont"/>
+    <w:rsid w:val="00013B9E"/>
+  </w:style>
+  <w:style w:type="paragraph" w:customStyle="1" w:styleId="p3">
+    <w:name w:val="p3"/>
+    <w:basedOn w:val="Normal"/>
+    <w:rsid w:val="00013B9E"/>
+    <w:pPr>
+      <w:spacing w:before="100" w:beforeAutospacing="1" w:after="100" w:afterAutospacing="1" w:line="240" w:lineRule="auto"/>
+      <w:ind w:firstLine="0"/>
+    </w:pPr>
+    <w:rPr>
+      <w:rFonts w:ascii="Times New Roman" w:eastAsia="Times New Roman" w:hAnsi="Times New Roman" w:cs="Times New Roman"/>
+      <w:kern w:val="0"/>
+      <w:lang w:eastAsia="zh-CN"/>
+    </w:rPr>
+  </w:style>
+  <w:style w:type="paragraph" w:customStyle="1" w:styleId="p4">
+    <w:name w:val="p4"/>
+    <w:basedOn w:val="Normal"/>
+    <w:rsid w:val="00013B9E"/>
+    <w:pPr>
+      <w:spacing w:before="100" w:beforeAutospacing="1" w:after="100" w:afterAutospacing="1" w:line="240" w:lineRule="auto"/>
+      <w:ind w:firstLine="0"/>
+    </w:pPr>
+    <w:rPr>
+      <w:rFonts w:ascii="Times New Roman" w:eastAsia="Times New Roman" w:hAnsi="Times New Roman" w:cs="Times New Roman"/>
+      <w:kern w:val="0"/>
+      <w:lang w:eastAsia="zh-CN"/>
+    </w:rPr>
+  </w:style>
 </w:styles>
 </file>
 
@@ -6389,32 +5698,6 @@
         <w:p>
           <w:pPr>
             <w:pStyle w:val="B0C6BFC210592948A6B0240725925773"/>
-          </w:pPr>
-          <w:r>
-            <w:t>[Title Here, up to 12 Words, on One to Two Lines]</w:t>
-          </w:r>
-        </w:p>
-      </w:docPartBody>
-    </w:docPart>
-    <w:docPart>
-      <w:docPartPr>
-        <w:name w:val="D4E97F5A92BA0F48951FC8997B362812"/>
-        <w:category>
-          <w:name w:val="General"/>
-          <w:gallery w:val="placeholder"/>
-        </w:category>
-        <w:types>
-          <w:type w:val="bbPlcHdr"/>
-        </w:types>
-        <w:behaviors>
-          <w:behavior w:val="content"/>
-        </w:behaviors>
-        <w:guid w:val="{074934B0-1437-7347-BDF7-9743819DEFEE}"/>
-      </w:docPartPr>
-      <w:docPartBody>
-        <w:p>
-          <w:pPr>
-            <w:pStyle w:val="D4E97F5A92BA0F48951FC8997B362812"/>
           </w:pPr>
           <w:r>
             <w:t>[Title Here, up to 12 Words, on One to Two Lines]</w:t>
@@ -6536,11 +5819,17 @@
   <w:rsids>
     <w:rsidRoot w:val="004673B1"/>
     <w:rsid w:val="00066308"/>
+    <w:rsid w:val="001576F5"/>
+    <w:rsid w:val="002331DF"/>
+    <w:rsid w:val="00447BF8"/>
     <w:rsid w:val="004673B1"/>
     <w:rsid w:val="004B2071"/>
     <w:rsid w:val="005365BA"/>
     <w:rsid w:val="00586EA7"/>
+    <w:rsid w:val="00762500"/>
     <w:rsid w:val="007A1F48"/>
+    <w:rsid w:val="00BE109A"/>
+    <w:rsid w:val="00CC4793"/>
     <w:rsid w:val="00CF3AAA"/>
   </w:rsids>
   <m:mathPr>
@@ -7080,9 +6369,6 @@
       <w:iCs/>
     </w:rPr>
   </w:style>
-  <w:style w:type="paragraph" w:customStyle="1" w:styleId="D4E97F5A92BA0F48951FC8997B362812">
-    <w:name w:val="D4E97F5A92BA0F48951FC8997B362812"/>
-  </w:style>
   <w:style w:type="character" w:customStyle="1" w:styleId="Heading3Char">
     <w:name w:val="Heading 3 Char"/>
     <w:basedOn w:val="DefaultParagraphFont"/>
